--- a/TaiLieuHuongDan/Buổi 15/Text_Đề_1.docx
+++ b/TaiLieuHuongDan/Buổi 15/Text_Đề_1.docx
@@ -3053,7 +3053,7 @@
           <w:b/>
           <w:bCs/>
         </w:rPr>
-        <w:t>III. PHẦN MICROSOFT POWERPOINT (2.5 ĐIỂM)</w:t>
+        <w:t>CÂU 3: PHẦN POWERPOINT (2.5 ĐIỂM)</w:t>
       </w:r>
     </w:p>
     <w:p>
@@ -3062,29 +3062,55 @@
           <w:b/>
           <w:bCs/>
         </w:rPr>
-        <w:t>Câu 1 (0.25đ):</w:t>
-      </w:r>
-      <w:r>
-        <w:t xml:space="preserve"> Tạo và lưu file theo cấu trúc: IDSV Họ và tên Lớp Mã đề.pptx.</w:t>
-      </w:r>
-    </w:p>
-    <w:p>
+        <w:t>1. Yêu cầu chung:</w:t>
+      </w:r>
+    </w:p>
+    <w:p>
+      <w:pPr>
+        <w:numPr>
+          <w:ilvl w:val="0"/>
+          <w:numId w:val="6"/>
+        </w:numPr>
+      </w:pPr>
+      <w:r>
+        <w:t>Tạo và lưu file theo cấu trúc: IDSV Họ và tên Lớp Mã đề.pptx.</w:t>
+      </w:r>
+    </w:p>
+    <w:p>
+      <w:pPr>
+        <w:numPr>
+          <w:ilvl w:val="0"/>
+          <w:numId w:val="6"/>
+        </w:numPr>
+      </w:pPr>
+      <w:r>
+        <w:t xml:space="preserve">Thiết kế file trình chiếu gồm </w:t>
+      </w:r>
       <w:r>
         <w:rPr>
           <w:b/>
           <w:bCs/>
         </w:rPr>
-        <w:t>Câu 2 (1.0đ):</w:t>
-      </w:r>
-      <w:r>
-        <w:t xml:space="preserve"> Thiết kế file trình chiếu gồm 6 slide, nhập dữ liệu, định dạng và trang trí như sau:</w:t>
+        <w:t>6 slide</w:t>
+      </w:r>
+      <w:r>
+        <w:t>: nhập dữ liệu, định dạng và trang trí các slide như bên dưới.</w:t>
+      </w:r>
+    </w:p>
+    <w:p>
+      <w:r>
+        <w:rPr>
+          <w:b/>
+          <w:bCs/>
+        </w:rPr>
+        <w:t>2. Nội dung chi tiết từng Slide:</w:t>
       </w:r>
     </w:p>
     <w:p>
       <w:pPr>
         <w:numPr>
           <w:ilvl w:val="0"/>
-          <w:numId w:val="3"/>
+          <w:numId w:val="7"/>
         </w:numPr>
       </w:pPr>
       <w:r>
@@ -3095,14 +3121,36 @@
         <w:t>Slide 1:</w:t>
       </w:r>
       <w:r>
-        <w:t xml:space="preserve"> BÀI THI CHUẨN ĐẦU RA TIN HỌC (Họ tên thí sinh, Ngày thi).</w:t>
+        <w:t xml:space="preserve"> </w:t>
+      </w:r>
+    </w:p>
+    <w:p>
+      <w:r>
+        <w:rPr>
+          <w:b/>
+          <w:bCs/>
+        </w:rPr>
+        <w:t>BÀI THI</w:t>
+      </w:r>
+      <w:r>
+        <w:t xml:space="preserve"> </w:t>
+      </w:r>
+      <w:r>
+        <w:rPr>
+          <w:b/>
+          <w:bCs/>
+        </w:rPr>
+        <w:t>CHUẨN ĐẦU RA TIN HỌC</w:t>
+      </w:r>
+      <w:r>
+        <w:t xml:space="preserve"> Họ và tên thí sinh: Nhập đầy đủ họ tên Ngày thi: Nhập ngày tháng năm</w:t>
       </w:r>
     </w:p>
     <w:p>
       <w:pPr>
         <w:numPr>
           <w:ilvl w:val="0"/>
-          <w:numId w:val="3"/>
+          <w:numId w:val="7"/>
         </w:numPr>
       </w:pPr>
       <w:r>
@@ -3113,14 +3161,67 @@
         <w:t>Slide 2:</w:t>
       </w:r>
       <w:r>
-        <w:t xml:space="preserve"> THÔNG TIN THÍ SINH (Lớp, Ngành học, Sở thích, Mô tả ngành học).</w:t>
+        <w:t xml:space="preserve"> </w:t>
+      </w:r>
+    </w:p>
+    <w:p>
+      <w:r>
+        <w:rPr>
+          <w:b/>
+          <w:bCs/>
+        </w:rPr>
+        <w:t>THÔNG TIN THÍ SINH</w:t>
+      </w:r>
+    </w:p>
+    <w:p>
+      <w:pPr>
+        <w:numPr>
+          <w:ilvl w:val="1"/>
+          <w:numId w:val="7"/>
+        </w:numPr>
+      </w:pPr>
+      <w:r>
+        <w:t>Lớp: nhập tên lớp</w:t>
+      </w:r>
+    </w:p>
+    <w:p>
+      <w:pPr>
+        <w:numPr>
+          <w:ilvl w:val="1"/>
+          <w:numId w:val="7"/>
+        </w:numPr>
+      </w:pPr>
+      <w:r>
+        <w:t>Ngành học: nhập tên ngành học</w:t>
+      </w:r>
+    </w:p>
+    <w:p>
+      <w:pPr>
+        <w:numPr>
+          <w:ilvl w:val="1"/>
+          <w:numId w:val="7"/>
+        </w:numPr>
+      </w:pPr>
+      <w:r>
+        <w:t>Sở thích: cho biết sở thích</w:t>
+      </w:r>
+    </w:p>
+    <w:p>
+      <w:pPr>
+        <w:numPr>
+          <w:ilvl w:val="1"/>
+          <w:numId w:val="7"/>
+        </w:numPr>
+      </w:pPr>
+      <w:r>
+        <w:t>Mô tả ngành học: nêu thông tin khái quát về ngành học</w:t>
       </w:r>
     </w:p>
     <w:p>
       <w:pPr>
         <w:numPr>
           <w:ilvl w:val="0"/>
-          <w:numId w:val="3"/>
+          <w:numId w:val="7"/>
         </w:numPr>
       </w:pPr>
       <w:r>
@@ -3131,14 +3232,56 @@
         <w:t>Slide 3:</w:t>
       </w:r>
       <w:r>
-        <w:t xml:space="preserve"> NỘI DUNG (Phần Word, Phần Excel, Phần Powerpoint).</w:t>
+        <w:t xml:space="preserve"> </w:t>
+      </w:r>
+    </w:p>
+    <w:p>
+      <w:r>
+        <w:rPr>
+          <w:b/>
+          <w:bCs/>
+        </w:rPr>
+        <w:t>NỘI DUNG</w:t>
+      </w:r>
+    </w:p>
+    <w:p>
+      <w:pPr>
+        <w:numPr>
+          <w:ilvl w:val="1"/>
+          <w:numId w:val="7"/>
+        </w:numPr>
+      </w:pPr>
+      <w:r>
+        <w:t>Phần Word</w:t>
+      </w:r>
+    </w:p>
+    <w:p>
+      <w:pPr>
+        <w:numPr>
+          <w:ilvl w:val="1"/>
+          <w:numId w:val="7"/>
+        </w:numPr>
+      </w:pPr>
+      <w:r>
+        <w:t>Phần Excel</w:t>
+      </w:r>
+    </w:p>
+    <w:p>
+      <w:pPr>
+        <w:numPr>
+          <w:ilvl w:val="1"/>
+          <w:numId w:val="7"/>
+        </w:numPr>
+      </w:pPr>
+      <w:r>
+        <w:t>Phần Powerpoint</w:t>
       </w:r>
     </w:p>
     <w:p>
       <w:pPr>
         <w:numPr>
           <w:ilvl w:val="0"/>
-          <w:numId w:val="3"/>
+          <w:numId w:val="7"/>
         </w:numPr>
       </w:pPr>
       <w:r>
@@ -3149,14 +3292,57 @@
         <w:t>Slide 4:</w:t>
       </w:r>
       <w:r>
-        <w:t xml:space="preserve"> PHẦN WORD (Soạn thảo nội dung văn bản; Thiết lập khổ giấy...; Định dạng font chữ...).</w:t>
+        <w:t xml:space="preserve"> </w:t>
+      </w:r>
+    </w:p>
+    <w:p>
+      <w:r>
+        <w:rPr>
+          <w:b/>
+          <w:bCs/>
+        </w:rPr>
+        <w:t>PHẦN WORD</w:t>
+      </w:r>
+    </w:p>
+    <w:p>
+      <w:pPr>
+        <w:numPr>
+          <w:ilvl w:val="1"/>
+          <w:numId w:val="7"/>
+        </w:numPr>
+      </w:pPr>
+      <w:r>
+        <w:t>Soạn thảo nội dung văn bản</w:t>
+      </w:r>
+    </w:p>
+    <w:p>
+      <w:pPr>
+        <w:numPr>
+          <w:ilvl w:val="1"/>
+          <w:numId w:val="7"/>
+        </w:numPr>
+      </w:pPr>
+      <w:r>
+        <w:lastRenderedPageBreak/>
+        <w:t>Thiết lập khổ giấy, hướng giấy, canh lề</w:t>
+      </w:r>
+    </w:p>
+    <w:p>
+      <w:pPr>
+        <w:numPr>
+          <w:ilvl w:val="1"/>
+          <w:numId w:val="7"/>
+        </w:numPr>
+      </w:pPr>
+      <w:r>
+        <w:t>Định dạng font chữ, cỡ chữ, kiểu chữ, giãn dòng, giãn đoạn, thụt đầu dòng.</w:t>
       </w:r>
     </w:p>
     <w:p>
       <w:pPr>
         <w:numPr>
           <w:ilvl w:val="0"/>
-          <w:numId w:val="3"/>
+          <w:numId w:val="7"/>
         </w:numPr>
       </w:pPr>
       <w:r>
@@ -3167,14 +3353,78 @@
         <w:t>Slide 5:</w:t>
       </w:r>
       <w:r>
-        <w:t xml:space="preserve"> PHẦN EXCEL (Nhập liệu; Thiết lập công thức; Thống kê; Sắp xếp; Lọc).</w:t>
+        <w:t xml:space="preserve"> </w:t>
+      </w:r>
+    </w:p>
+    <w:p>
+      <w:r>
+        <w:rPr>
+          <w:b/>
+          <w:bCs/>
+        </w:rPr>
+        <w:t>PHẦN EXCEL</w:t>
+      </w:r>
+    </w:p>
+    <w:p>
+      <w:pPr>
+        <w:numPr>
+          <w:ilvl w:val="1"/>
+          <w:numId w:val="7"/>
+        </w:numPr>
+      </w:pPr>
+      <w:r>
+        <w:t>Nhập liệu, định dạng bảng tính</w:t>
+      </w:r>
+    </w:p>
+    <w:p>
+      <w:pPr>
+        <w:numPr>
+          <w:ilvl w:val="1"/>
+          <w:numId w:val="7"/>
+        </w:numPr>
+      </w:pPr>
+      <w:r>
+        <w:t>Thiết lập công thức hàm để tính toán</w:t>
+      </w:r>
+    </w:p>
+    <w:p>
+      <w:pPr>
+        <w:numPr>
+          <w:ilvl w:val="1"/>
+          <w:numId w:val="7"/>
+        </w:numPr>
+      </w:pPr>
+      <w:r>
+        <w:t>Thống kê số liệu</w:t>
+      </w:r>
+    </w:p>
+    <w:p>
+      <w:pPr>
+        <w:numPr>
+          <w:ilvl w:val="1"/>
+          <w:numId w:val="7"/>
+        </w:numPr>
+      </w:pPr>
+      <w:r>
+        <w:t>Sắp xếp</w:t>
+      </w:r>
+    </w:p>
+    <w:p>
+      <w:pPr>
+        <w:numPr>
+          <w:ilvl w:val="1"/>
+          <w:numId w:val="7"/>
+        </w:numPr>
+      </w:pPr>
+      <w:r>
+        <w:t>Lọc dữ liệu</w:t>
       </w:r>
     </w:p>
     <w:p>
       <w:pPr>
         <w:numPr>
           <w:ilvl w:val="0"/>
-          <w:numId w:val="3"/>
+          <w:numId w:val="7"/>
         </w:numPr>
       </w:pPr>
       <w:r>
@@ -3185,7 +3435,7 @@
         <w:t>Slide 6:</w:t>
       </w:r>
       <w:r>
-        <w:t xml:space="preserve"> PHẦN POWERPOINT (Thiết kế slide; Tạo hiệu ứng; Trình chiếu).</w:t>
+        <w:t xml:space="preserve"> </w:t>
       </w:r>
     </w:p>
     <w:p>
@@ -3194,53 +3444,122 @@
           <w:b/>
           <w:bCs/>
         </w:rPr>
-        <w:t>Câu 3 (1.25đ):</w:t>
+        <w:t>PHẦN POWERPOINT</w:t>
+      </w:r>
+    </w:p>
+    <w:p>
+      <w:pPr>
+        <w:numPr>
+          <w:ilvl w:val="1"/>
+          <w:numId w:val="7"/>
+        </w:numPr>
+      </w:pPr>
+      <w:r>
+        <w:t>Thiết kế slide</w:t>
+      </w:r>
+    </w:p>
+    <w:p>
+      <w:pPr>
+        <w:numPr>
+          <w:ilvl w:val="1"/>
+          <w:numId w:val="7"/>
+        </w:numPr>
+      </w:pPr>
+      <w:r>
+        <w:t>Tạo hiệu ứng</w:t>
+      </w:r>
+    </w:p>
+    <w:p>
+      <w:pPr>
+        <w:numPr>
+          <w:ilvl w:val="1"/>
+          <w:numId w:val="7"/>
+        </w:numPr>
+      </w:pPr>
+      <w:r>
+        <w:t>Trình chiếu</w:t>
+      </w:r>
+    </w:p>
+    <w:p>
+      <w:r>
+        <w:t xml:space="preserve">3. Yêu cầu kỹ thuật (1.25 điểm): </w:t>
       </w:r>
     </w:p>
     <w:p>
       <w:pPr>
         <w:numPr>
           <w:ilvl w:val="0"/>
-          <w:numId w:val="4"/>
+          <w:numId w:val="8"/>
         </w:numPr>
       </w:pPr>
       <w:r>
-        <w:t>Tạo hiệu ứng cho đối tượng hợp lý, hiệu ứng chuyển tiếp slide.</w:t>
+        <w:t>Tạo hiệu ứng cho đối tượng hợp lý; tạo hiệu ứng chuyển tiếp.</w:t>
       </w:r>
     </w:p>
     <w:p>
       <w:pPr>
         <w:numPr>
           <w:ilvl w:val="0"/>
-          <w:numId w:val="4"/>
+          <w:numId w:val="8"/>
         </w:numPr>
       </w:pPr>
       <w:r>
-        <w:t>Tạo liên kết: Từ nội dung ở Slide 3 liên kết đến Slide 4, 5, 6 tương ứng.</w:t>
+        <w:t xml:space="preserve">Tạo liên kết (liên kết các nội dung tương ứng trong </w:t>
+      </w:r>
+      <w:r>
+        <w:rPr>
+          <w:b/>
+          <w:bCs/>
+        </w:rPr>
+        <w:t>Slide 3</w:t>
+      </w:r>
+      <w:r>
+        <w:t xml:space="preserve"> đến </w:t>
+      </w:r>
+      <w:r>
+        <w:rPr>
+          <w:b/>
+          <w:bCs/>
+        </w:rPr>
+        <w:t>Slide 4, 5, 6</w:t>
+      </w:r>
+      <w:r>
+        <w:t>).</w:t>
       </w:r>
     </w:p>
     <w:p>
       <w:pPr>
         <w:numPr>
           <w:ilvl w:val="0"/>
-          <w:numId w:val="4"/>
+          <w:numId w:val="8"/>
         </w:numPr>
       </w:pPr>
       <w:r>
-        <w:t>Tạo Header &amp; Footer: Họ tên sinh viên, ngày/tháng/năm, số trang.</w:t>
+        <w:t>Tạo Header &amp; Footer chứa các thông tin như: Họ tên sinh viên, ngày/tháng/năm, số trang.</w:t>
       </w:r>
     </w:p>
     <w:p>
       <w:pPr>
         <w:numPr>
           <w:ilvl w:val="0"/>
-          <w:numId w:val="4"/>
+          <w:numId w:val="8"/>
         </w:numPr>
       </w:pPr>
       <w:r>
-        <w:t>Thiết lập chế độ chạy lặp lại từ đầu khi trình chiếu.</w:t>
-      </w:r>
-    </w:p>
+        <w:t>Thiết lập chế độ chạy lặp lại từ đầu khi trình chiếu (</w:t>
+      </w:r>
+      <w:r>
+        <w:rPr>
+          <w:b/>
+          <w:bCs/>
+        </w:rPr>
+        <w:t>Loop continuously until 'Esc'</w:t>
+      </w:r>
+      <w:r>
+        <w:t>).</w:t>
+      </w:r>
+    </w:p>
+    <w:p/>
     <w:p>
       <w:r>
         <w:pict w14:anchorId="79F51C84">
@@ -3308,7 +3627,6 @@
         </w:numPr>
       </w:pPr>
       <w:r>
-        <w:lastRenderedPageBreak/>
         <w:t>Định dạng văn bản: DropCap (2 dòng), chia cột (có Line between), Tab leader.</w:t>
       </w:r>
     </w:p>
@@ -3320,6 +3638,7 @@
         </w:numPr>
       </w:pPr>
       <w:r>
+        <w:lastRenderedPageBreak/>
         <w:t>Mục lục tự động (References). Header/Footer chân trang.</w:t>
       </w:r>
     </w:p>
@@ -3472,6 +3791,155 @@
 <file path=word/numbering.xml><?xml version="1.0" encoding="utf-8"?>
 <w:numbering xmlns:wpc="http://schemas.microsoft.com/office/word/2010/wordprocessingCanvas" xmlns:cx="http://schemas.microsoft.com/office/drawing/2014/chartex" xmlns:cx1="http://schemas.microsoft.com/office/drawing/2015/9/8/chartex" xmlns:cx2="http://schemas.microsoft.com/office/drawing/2015/10/21/chartex" xmlns:cx3="http://schemas.microsoft.com/office/drawing/2016/5/9/chartex" xmlns:cx4="http://schemas.microsoft.com/office/drawing/2016/5/10/chartex" xmlns:cx5="http://schemas.microsoft.com/office/drawing/2016/5/11/chartex" xmlns:cx6="http://schemas.microsoft.com/office/drawing/2016/5/12/chartex" xmlns:cx7="http://schemas.microsoft.com/office/drawing/2016/5/13/chartex" xmlns:cx8="http://schemas.microsoft.com/office/drawing/2016/5/14/chartex" xmlns:mc="http://schemas.openxmlformats.org/markup-compatibility/2006" xmlns:aink="http://schemas.microsoft.com/office/drawing/2016/ink" xmlns:am3d="http://schemas.microsoft.com/office/drawing/2017/model3d" xmlns:o="urn:schemas-microsoft-com:office:office" xmlns:oel="http://schemas.microsoft.com/office/2019/extlst" xmlns:r="http://schemas.openxmlformats.org/officeDocument/2006/relationships" xmlns:m="http://schemas.openxmlformats.org/officeDocument/2006/math" xmlns:v="urn:schemas-microsoft-com:vml" xmlns:wp14="http://schemas.microsoft.com/office/word/2010/wordprocessingDrawing" xmlns:wp="http://schemas.openxmlformats.org/drawingml/2006/wordprocessingDrawing" xmlns:w10="urn:schemas-microsoft-com:office:word" xmlns:w="http://schemas.openxmlformats.org/wordprocessingml/2006/main" xmlns:w14="http://schemas.microsoft.com/office/word/2010/wordml" xmlns:w15="http://schemas.microsoft.com/office/word/2012/wordml" xmlns:w16cex="http://schemas.microsoft.com/office/word/2018/wordml/cex" xmlns:w16cid="http://schemas.microsoft.com/office/word/2016/wordml/cid" xmlns:w16="http://schemas.microsoft.com/office/word/2018/wordml" xmlns:w16du="http://schemas.microsoft.com/office/word/2023/wordml/word16du" xmlns:w16sdtdh="http://schemas.microsoft.com/office/word/2020/wordml/sdtdatahash" xmlns:w16sdtfl="http://schemas.microsoft.com/office/word/2024/wordml/sdtformatlock" xmlns:w16se="http://schemas.microsoft.com/office/word/2015/wordml/symex" xmlns:wpg="http://schemas.microsoft.com/office/word/2010/wordprocessingGroup" xmlns:wpi="http://schemas.microsoft.com/office/word/2010/wordprocessingInk" xmlns:wne="http://schemas.microsoft.com/office/word/2006/wordml" xmlns:wps="http://schemas.microsoft.com/office/word/2010/wordprocessingShape" mc:Ignorable="w14 w15 w16se w16cid w16 w16cex w16sdtdh w16sdtfl w16du wp14">
   <w:abstractNum w:abstractNumId="0" w15:restartNumberingAfterBreak="0">
+    <w:nsid w:val="178B528F"/>
+    <w:multiLevelType w:val="multilevel"/>
+    <w:tmpl w:val="D9CE57B8"/>
+    <w:lvl w:ilvl="0">
+      <w:start w:val="1"/>
+      <w:numFmt w:val="bullet"/>
+      <w:lvlText w:val=""/>
+      <w:lvlJc w:val="left"/>
+      <w:pPr>
+        <w:tabs>
+          <w:tab w:val="num" w:pos="720"/>
+        </w:tabs>
+        <w:ind w:left="720" w:hanging="360"/>
+      </w:pPr>
+      <w:rPr>
+        <w:rFonts w:ascii="Symbol" w:hAnsi="Symbol" w:hint="default"/>
+        <w:sz w:val="20"/>
+      </w:rPr>
+    </w:lvl>
+    <w:lvl w:ilvl="1" w:tentative="1">
+      <w:start w:val="1"/>
+      <w:numFmt w:val="bullet"/>
+      <w:lvlText w:val="o"/>
+      <w:lvlJc w:val="left"/>
+      <w:pPr>
+        <w:tabs>
+          <w:tab w:val="num" w:pos="1440"/>
+        </w:tabs>
+        <w:ind w:left="1440" w:hanging="360"/>
+      </w:pPr>
+      <w:rPr>
+        <w:rFonts w:ascii="Courier New" w:hAnsi="Courier New" w:hint="default"/>
+        <w:sz w:val="20"/>
+      </w:rPr>
+    </w:lvl>
+    <w:lvl w:ilvl="2" w:tentative="1">
+      <w:start w:val="1"/>
+      <w:numFmt w:val="bullet"/>
+      <w:lvlText w:val=""/>
+      <w:lvlJc w:val="left"/>
+      <w:pPr>
+        <w:tabs>
+          <w:tab w:val="num" w:pos="2160"/>
+        </w:tabs>
+        <w:ind w:left="2160" w:hanging="360"/>
+      </w:pPr>
+      <w:rPr>
+        <w:rFonts w:ascii="Wingdings" w:hAnsi="Wingdings" w:hint="default"/>
+        <w:sz w:val="20"/>
+      </w:rPr>
+    </w:lvl>
+    <w:lvl w:ilvl="3" w:tentative="1">
+      <w:start w:val="1"/>
+      <w:numFmt w:val="bullet"/>
+      <w:lvlText w:val=""/>
+      <w:lvlJc w:val="left"/>
+      <w:pPr>
+        <w:tabs>
+          <w:tab w:val="num" w:pos="2880"/>
+        </w:tabs>
+        <w:ind w:left="2880" w:hanging="360"/>
+      </w:pPr>
+      <w:rPr>
+        <w:rFonts w:ascii="Wingdings" w:hAnsi="Wingdings" w:hint="default"/>
+        <w:sz w:val="20"/>
+      </w:rPr>
+    </w:lvl>
+    <w:lvl w:ilvl="4" w:tentative="1">
+      <w:start w:val="1"/>
+      <w:numFmt w:val="bullet"/>
+      <w:lvlText w:val=""/>
+      <w:lvlJc w:val="left"/>
+      <w:pPr>
+        <w:tabs>
+          <w:tab w:val="num" w:pos="3600"/>
+        </w:tabs>
+        <w:ind w:left="3600" w:hanging="360"/>
+      </w:pPr>
+      <w:rPr>
+        <w:rFonts w:ascii="Wingdings" w:hAnsi="Wingdings" w:hint="default"/>
+        <w:sz w:val="20"/>
+      </w:rPr>
+    </w:lvl>
+    <w:lvl w:ilvl="5" w:tentative="1">
+      <w:start w:val="1"/>
+      <w:numFmt w:val="bullet"/>
+      <w:lvlText w:val=""/>
+      <w:lvlJc w:val="left"/>
+      <w:pPr>
+        <w:tabs>
+          <w:tab w:val="num" w:pos="4320"/>
+        </w:tabs>
+        <w:ind w:left="4320" w:hanging="360"/>
+      </w:pPr>
+      <w:rPr>
+        <w:rFonts w:ascii="Wingdings" w:hAnsi="Wingdings" w:hint="default"/>
+        <w:sz w:val="20"/>
+      </w:rPr>
+    </w:lvl>
+    <w:lvl w:ilvl="6" w:tentative="1">
+      <w:start w:val="1"/>
+      <w:numFmt w:val="bullet"/>
+      <w:lvlText w:val=""/>
+      <w:lvlJc w:val="left"/>
+      <w:pPr>
+        <w:tabs>
+          <w:tab w:val="num" w:pos="5040"/>
+        </w:tabs>
+        <w:ind w:left="5040" w:hanging="360"/>
+      </w:pPr>
+      <w:rPr>
+        <w:rFonts w:ascii="Wingdings" w:hAnsi="Wingdings" w:hint="default"/>
+        <w:sz w:val="20"/>
+      </w:rPr>
+    </w:lvl>
+    <w:lvl w:ilvl="7" w:tentative="1">
+      <w:start w:val="1"/>
+      <w:numFmt w:val="bullet"/>
+      <w:lvlText w:val=""/>
+      <w:lvlJc w:val="left"/>
+      <w:pPr>
+        <w:tabs>
+          <w:tab w:val="num" w:pos="5760"/>
+        </w:tabs>
+        <w:ind w:left="5760" w:hanging="360"/>
+      </w:pPr>
+      <w:rPr>
+        <w:rFonts w:ascii="Wingdings" w:hAnsi="Wingdings" w:hint="default"/>
+        <w:sz w:val="20"/>
+      </w:rPr>
+    </w:lvl>
+    <w:lvl w:ilvl="8" w:tentative="1">
+      <w:start w:val="1"/>
+      <w:numFmt w:val="bullet"/>
+      <w:lvlText w:val=""/>
+      <w:lvlJc w:val="left"/>
+      <w:pPr>
+        <w:tabs>
+          <w:tab w:val="num" w:pos="6480"/>
+        </w:tabs>
+        <w:ind w:left="6480" w:hanging="360"/>
+      </w:pPr>
+      <w:rPr>
+        <w:rFonts w:ascii="Wingdings" w:hAnsi="Wingdings" w:hint="default"/>
+        <w:sz w:val="20"/>
+      </w:rPr>
+    </w:lvl>
+  </w:abstractNum>
+  <w:abstractNum w:abstractNumId="1" w15:restartNumberingAfterBreak="0">
     <w:nsid w:val="1C5F1F73"/>
     <w:multiLevelType w:val="multilevel"/>
     <w:tmpl w:val="499C4AD4"/>
@@ -3620,7 +4088,156 @@
       </w:rPr>
     </w:lvl>
   </w:abstractNum>
-  <w:abstractNum w:abstractNumId="1" w15:restartNumberingAfterBreak="0">
+  <w:abstractNum w:abstractNumId="2" w15:restartNumberingAfterBreak="0">
+    <w:nsid w:val="1F2207C0"/>
+    <w:multiLevelType w:val="multilevel"/>
+    <w:tmpl w:val="1F5C6738"/>
+    <w:lvl w:ilvl="0">
+      <w:start w:val="1"/>
+      <w:numFmt w:val="bullet"/>
+      <w:lvlText w:val=""/>
+      <w:lvlJc w:val="left"/>
+      <w:pPr>
+        <w:tabs>
+          <w:tab w:val="num" w:pos="720"/>
+        </w:tabs>
+        <w:ind w:left="720" w:hanging="360"/>
+      </w:pPr>
+      <w:rPr>
+        <w:rFonts w:ascii="Symbol" w:hAnsi="Symbol" w:hint="default"/>
+        <w:sz w:val="20"/>
+      </w:rPr>
+    </w:lvl>
+    <w:lvl w:ilvl="1">
+      <w:start w:val="1"/>
+      <w:numFmt w:val="bullet"/>
+      <w:lvlText w:val="o"/>
+      <w:lvlJc w:val="left"/>
+      <w:pPr>
+        <w:tabs>
+          <w:tab w:val="num" w:pos="1440"/>
+        </w:tabs>
+        <w:ind w:left="1440" w:hanging="360"/>
+      </w:pPr>
+      <w:rPr>
+        <w:rFonts w:ascii="Courier New" w:hAnsi="Courier New" w:hint="default"/>
+        <w:sz w:val="20"/>
+      </w:rPr>
+    </w:lvl>
+    <w:lvl w:ilvl="2" w:tentative="1">
+      <w:start w:val="1"/>
+      <w:numFmt w:val="bullet"/>
+      <w:lvlText w:val=""/>
+      <w:lvlJc w:val="left"/>
+      <w:pPr>
+        <w:tabs>
+          <w:tab w:val="num" w:pos="2160"/>
+        </w:tabs>
+        <w:ind w:left="2160" w:hanging="360"/>
+      </w:pPr>
+      <w:rPr>
+        <w:rFonts w:ascii="Wingdings" w:hAnsi="Wingdings" w:hint="default"/>
+        <w:sz w:val="20"/>
+      </w:rPr>
+    </w:lvl>
+    <w:lvl w:ilvl="3" w:tentative="1">
+      <w:start w:val="1"/>
+      <w:numFmt w:val="bullet"/>
+      <w:lvlText w:val=""/>
+      <w:lvlJc w:val="left"/>
+      <w:pPr>
+        <w:tabs>
+          <w:tab w:val="num" w:pos="2880"/>
+        </w:tabs>
+        <w:ind w:left="2880" w:hanging="360"/>
+      </w:pPr>
+      <w:rPr>
+        <w:rFonts w:ascii="Wingdings" w:hAnsi="Wingdings" w:hint="default"/>
+        <w:sz w:val="20"/>
+      </w:rPr>
+    </w:lvl>
+    <w:lvl w:ilvl="4" w:tentative="1">
+      <w:start w:val="1"/>
+      <w:numFmt w:val="bullet"/>
+      <w:lvlText w:val=""/>
+      <w:lvlJc w:val="left"/>
+      <w:pPr>
+        <w:tabs>
+          <w:tab w:val="num" w:pos="3600"/>
+        </w:tabs>
+        <w:ind w:left="3600" w:hanging="360"/>
+      </w:pPr>
+      <w:rPr>
+        <w:rFonts w:ascii="Wingdings" w:hAnsi="Wingdings" w:hint="default"/>
+        <w:sz w:val="20"/>
+      </w:rPr>
+    </w:lvl>
+    <w:lvl w:ilvl="5" w:tentative="1">
+      <w:start w:val="1"/>
+      <w:numFmt w:val="bullet"/>
+      <w:lvlText w:val=""/>
+      <w:lvlJc w:val="left"/>
+      <w:pPr>
+        <w:tabs>
+          <w:tab w:val="num" w:pos="4320"/>
+        </w:tabs>
+        <w:ind w:left="4320" w:hanging="360"/>
+      </w:pPr>
+      <w:rPr>
+        <w:rFonts w:ascii="Wingdings" w:hAnsi="Wingdings" w:hint="default"/>
+        <w:sz w:val="20"/>
+      </w:rPr>
+    </w:lvl>
+    <w:lvl w:ilvl="6" w:tentative="1">
+      <w:start w:val="1"/>
+      <w:numFmt w:val="bullet"/>
+      <w:lvlText w:val=""/>
+      <w:lvlJc w:val="left"/>
+      <w:pPr>
+        <w:tabs>
+          <w:tab w:val="num" w:pos="5040"/>
+        </w:tabs>
+        <w:ind w:left="5040" w:hanging="360"/>
+      </w:pPr>
+      <w:rPr>
+        <w:rFonts w:ascii="Wingdings" w:hAnsi="Wingdings" w:hint="default"/>
+        <w:sz w:val="20"/>
+      </w:rPr>
+    </w:lvl>
+    <w:lvl w:ilvl="7" w:tentative="1">
+      <w:start w:val="1"/>
+      <w:numFmt w:val="bullet"/>
+      <w:lvlText w:val=""/>
+      <w:lvlJc w:val="left"/>
+      <w:pPr>
+        <w:tabs>
+          <w:tab w:val="num" w:pos="5760"/>
+        </w:tabs>
+        <w:ind w:left="5760" w:hanging="360"/>
+      </w:pPr>
+      <w:rPr>
+        <w:rFonts w:ascii="Wingdings" w:hAnsi="Wingdings" w:hint="default"/>
+        <w:sz w:val="20"/>
+      </w:rPr>
+    </w:lvl>
+    <w:lvl w:ilvl="8" w:tentative="1">
+      <w:start w:val="1"/>
+      <w:numFmt w:val="bullet"/>
+      <w:lvlText w:val=""/>
+      <w:lvlJc w:val="left"/>
+      <w:pPr>
+        <w:tabs>
+          <w:tab w:val="num" w:pos="6480"/>
+        </w:tabs>
+        <w:ind w:left="6480" w:hanging="360"/>
+      </w:pPr>
+      <w:rPr>
+        <w:rFonts w:ascii="Wingdings" w:hAnsi="Wingdings" w:hint="default"/>
+        <w:sz w:val="20"/>
+      </w:rPr>
+    </w:lvl>
+  </w:abstractNum>
+  <w:abstractNum w:abstractNumId="3" w15:restartNumberingAfterBreak="0">
     <w:nsid w:val="2F4227BA"/>
     <w:multiLevelType w:val="multilevel"/>
     <w:tmpl w:val="87E85952"/>
@@ -3769,7 +4386,7 @@
       </w:rPr>
     </w:lvl>
   </w:abstractNum>
-  <w:abstractNum w:abstractNumId="2" w15:restartNumberingAfterBreak="0">
+  <w:abstractNum w:abstractNumId="4" w15:restartNumberingAfterBreak="0">
     <w:nsid w:val="30AF6561"/>
     <w:multiLevelType w:val="multilevel"/>
     <w:tmpl w:val="F4DAD964"/>
@@ -3918,7 +4535,7 @@
       </w:rPr>
     </w:lvl>
   </w:abstractNum>
-  <w:abstractNum w:abstractNumId="3" w15:restartNumberingAfterBreak="0">
+  <w:abstractNum w:abstractNumId="5" w15:restartNumberingAfterBreak="0">
     <w:nsid w:val="6E8A6187"/>
     <w:multiLevelType w:val="multilevel"/>
     <w:tmpl w:val="9970E94E"/>
@@ -4035,7 +4652,156 @@
       </w:pPr>
     </w:lvl>
   </w:abstractNum>
-  <w:abstractNum w:abstractNumId="4" w15:restartNumberingAfterBreak="0">
+  <w:abstractNum w:abstractNumId="6" w15:restartNumberingAfterBreak="0">
+    <w:nsid w:val="70E2534C"/>
+    <w:multiLevelType w:val="multilevel"/>
+    <w:tmpl w:val="A3B048B0"/>
+    <w:lvl w:ilvl="0">
+      <w:start w:val="1"/>
+      <w:numFmt w:val="bullet"/>
+      <w:lvlText w:val=""/>
+      <w:lvlJc w:val="left"/>
+      <w:pPr>
+        <w:tabs>
+          <w:tab w:val="num" w:pos="720"/>
+        </w:tabs>
+        <w:ind w:left="720" w:hanging="360"/>
+      </w:pPr>
+      <w:rPr>
+        <w:rFonts w:ascii="Symbol" w:hAnsi="Symbol" w:hint="default"/>
+        <w:sz w:val="20"/>
+      </w:rPr>
+    </w:lvl>
+    <w:lvl w:ilvl="1" w:tentative="1">
+      <w:start w:val="1"/>
+      <w:numFmt w:val="bullet"/>
+      <w:lvlText w:val="o"/>
+      <w:lvlJc w:val="left"/>
+      <w:pPr>
+        <w:tabs>
+          <w:tab w:val="num" w:pos="1440"/>
+        </w:tabs>
+        <w:ind w:left="1440" w:hanging="360"/>
+      </w:pPr>
+      <w:rPr>
+        <w:rFonts w:ascii="Courier New" w:hAnsi="Courier New" w:hint="default"/>
+        <w:sz w:val="20"/>
+      </w:rPr>
+    </w:lvl>
+    <w:lvl w:ilvl="2" w:tentative="1">
+      <w:start w:val="1"/>
+      <w:numFmt w:val="bullet"/>
+      <w:lvlText w:val=""/>
+      <w:lvlJc w:val="left"/>
+      <w:pPr>
+        <w:tabs>
+          <w:tab w:val="num" w:pos="2160"/>
+        </w:tabs>
+        <w:ind w:left="2160" w:hanging="360"/>
+      </w:pPr>
+      <w:rPr>
+        <w:rFonts w:ascii="Wingdings" w:hAnsi="Wingdings" w:hint="default"/>
+        <w:sz w:val="20"/>
+      </w:rPr>
+    </w:lvl>
+    <w:lvl w:ilvl="3" w:tentative="1">
+      <w:start w:val="1"/>
+      <w:numFmt w:val="bullet"/>
+      <w:lvlText w:val=""/>
+      <w:lvlJc w:val="left"/>
+      <w:pPr>
+        <w:tabs>
+          <w:tab w:val="num" w:pos="2880"/>
+        </w:tabs>
+        <w:ind w:left="2880" w:hanging="360"/>
+      </w:pPr>
+      <w:rPr>
+        <w:rFonts w:ascii="Wingdings" w:hAnsi="Wingdings" w:hint="default"/>
+        <w:sz w:val="20"/>
+      </w:rPr>
+    </w:lvl>
+    <w:lvl w:ilvl="4" w:tentative="1">
+      <w:start w:val="1"/>
+      <w:numFmt w:val="bullet"/>
+      <w:lvlText w:val=""/>
+      <w:lvlJc w:val="left"/>
+      <w:pPr>
+        <w:tabs>
+          <w:tab w:val="num" w:pos="3600"/>
+        </w:tabs>
+        <w:ind w:left="3600" w:hanging="360"/>
+      </w:pPr>
+      <w:rPr>
+        <w:rFonts w:ascii="Wingdings" w:hAnsi="Wingdings" w:hint="default"/>
+        <w:sz w:val="20"/>
+      </w:rPr>
+    </w:lvl>
+    <w:lvl w:ilvl="5" w:tentative="1">
+      <w:start w:val="1"/>
+      <w:numFmt w:val="bullet"/>
+      <w:lvlText w:val=""/>
+      <w:lvlJc w:val="left"/>
+      <w:pPr>
+        <w:tabs>
+          <w:tab w:val="num" w:pos="4320"/>
+        </w:tabs>
+        <w:ind w:left="4320" w:hanging="360"/>
+      </w:pPr>
+      <w:rPr>
+        <w:rFonts w:ascii="Wingdings" w:hAnsi="Wingdings" w:hint="default"/>
+        <w:sz w:val="20"/>
+      </w:rPr>
+    </w:lvl>
+    <w:lvl w:ilvl="6" w:tentative="1">
+      <w:start w:val="1"/>
+      <w:numFmt w:val="bullet"/>
+      <w:lvlText w:val=""/>
+      <w:lvlJc w:val="left"/>
+      <w:pPr>
+        <w:tabs>
+          <w:tab w:val="num" w:pos="5040"/>
+        </w:tabs>
+        <w:ind w:left="5040" w:hanging="360"/>
+      </w:pPr>
+      <w:rPr>
+        <w:rFonts w:ascii="Wingdings" w:hAnsi="Wingdings" w:hint="default"/>
+        <w:sz w:val="20"/>
+      </w:rPr>
+    </w:lvl>
+    <w:lvl w:ilvl="7" w:tentative="1">
+      <w:start w:val="1"/>
+      <w:numFmt w:val="bullet"/>
+      <w:lvlText w:val=""/>
+      <w:lvlJc w:val="left"/>
+      <w:pPr>
+        <w:tabs>
+          <w:tab w:val="num" w:pos="5760"/>
+        </w:tabs>
+        <w:ind w:left="5760" w:hanging="360"/>
+      </w:pPr>
+      <w:rPr>
+        <w:rFonts w:ascii="Wingdings" w:hAnsi="Wingdings" w:hint="default"/>
+        <w:sz w:val="20"/>
+      </w:rPr>
+    </w:lvl>
+    <w:lvl w:ilvl="8" w:tentative="1">
+      <w:start w:val="1"/>
+      <w:numFmt w:val="bullet"/>
+      <w:lvlText w:val=""/>
+      <w:lvlJc w:val="left"/>
+      <w:pPr>
+        <w:tabs>
+          <w:tab w:val="num" w:pos="6480"/>
+        </w:tabs>
+        <w:ind w:left="6480" w:hanging="360"/>
+      </w:pPr>
+      <w:rPr>
+        <w:rFonts w:ascii="Wingdings" w:hAnsi="Wingdings" w:hint="default"/>
+        <w:sz w:val="20"/>
+      </w:rPr>
+    </w:lvl>
+  </w:abstractNum>
+  <w:abstractNum w:abstractNumId="7" w15:restartNumberingAfterBreak="0">
     <w:nsid w:val="799E689E"/>
     <w:multiLevelType w:val="multilevel"/>
     <w:tmpl w:val="6A328236"/>
@@ -4185,19 +4951,28 @@
     </w:lvl>
   </w:abstractNum>
   <w:num w:numId="1" w16cid:durableId="1856844805">
+    <w:abstractNumId w:val="7"/>
+  </w:num>
+  <w:num w:numId="2" w16cid:durableId="355734419">
+    <w:abstractNumId w:val="1"/>
+  </w:num>
+  <w:num w:numId="3" w16cid:durableId="984893689">
     <w:abstractNumId w:val="4"/>
   </w:num>
-  <w:num w:numId="2" w16cid:durableId="355734419">
+  <w:num w:numId="4" w16cid:durableId="118423954">
+    <w:abstractNumId w:val="3"/>
+  </w:num>
+  <w:num w:numId="5" w16cid:durableId="1849363402">
+    <w:abstractNumId w:val="5"/>
+  </w:num>
+  <w:num w:numId="6" w16cid:durableId="1284506664">
     <w:abstractNumId w:val="0"/>
   </w:num>
-  <w:num w:numId="3" w16cid:durableId="984893689">
+  <w:num w:numId="7" w16cid:durableId="863206487">
     <w:abstractNumId w:val="2"/>
   </w:num>
-  <w:num w:numId="4" w16cid:durableId="118423954">
-    <w:abstractNumId w:val="1"/>
-  </w:num>
-  <w:num w:numId="5" w16cid:durableId="1849363402">
-    <w:abstractNumId w:val="3"/>
+  <w:num w:numId="8" w16cid:durableId="1818260921">
+    <w:abstractNumId w:val="6"/>
   </w:num>
 </w:numbering>
 </file>

--- a/TaiLieuHuongDan/Buổi 15/Text_Đề_1.docx
+++ b/TaiLieuHuongDan/Buổi 15/Text_Đề_1.docx
@@ -34,8 +34,8 @@
     </w:p>
     <w:p>
       <w:r>
-        <w:pict w14:anchorId="4EF8D609">
-          <v:rect id="_x0000_i1055" style="width:0;height:1.5pt" o:hralign="center" o:hrstd="t" o:hr="t" fillcolor="#a0a0a0" stroked="f"/>
+        <w:pict w14:anchorId="531E8994">
+          <v:rect id="_x0000_i1059" style="width:0;height:1.5pt" o:hralign="center" o:hrstd="t" o:hr="t" fillcolor="#a0a0a0" stroked="f"/>
         </w:pict>
       </w:r>
     </w:p>
@@ -67,12 +67,12 @@
         <w:tblLook w:val="04A0" w:firstRow="1" w:lastRow="0" w:firstColumn="1" w:lastColumn="0" w:noHBand="0" w:noVBand="1"/>
       </w:tblPr>
       <w:tblGrid>
-        <w:gridCol w:w="1212"/>
-        <w:gridCol w:w="3047"/>
-        <w:gridCol w:w="1515"/>
-        <w:gridCol w:w="939"/>
-        <w:gridCol w:w="1221"/>
-        <w:gridCol w:w="1076"/>
+        <w:gridCol w:w="1235"/>
+        <w:gridCol w:w="3145"/>
+        <w:gridCol w:w="1563"/>
+        <w:gridCol w:w="718"/>
+        <w:gridCol w:w="1251"/>
+        <w:gridCol w:w="1098"/>
       </w:tblGrid>
       <w:tr>
         <w:trPr>
@@ -163,7 +163,7 @@
                 <w:b/>
                 <w:bCs/>
               </w:rPr>
-              <w:t>Số câu hỏi</w:t>
+              <w:t>Số câu</w:t>
             </w:r>
           </w:p>
         </w:tc>
@@ -679,8 +679,8 @@
     </w:tbl>
     <w:p>
       <w:r>
-        <w:pict w14:anchorId="3B37FB39">
-          <v:rect id="_x0000_i1056" style="width:0;height:1.5pt" o:hralign="center" o:hrstd="t" o:hr="t" fillcolor="#a0a0a0" stroked="f"/>
+        <w:pict w14:anchorId="5590D42C">
+          <v:rect id="_x0000_i1060" style="width:0;height:1.5pt" o:hralign="center" o:hrstd="t" o:hr="t" fillcolor="#a0a0a0" stroked="f"/>
         </w:pict>
       </w:r>
     </w:p>
@@ -735,7 +735,7 @@
         <w:t>Câu 2 (1.25đ):</w:t>
       </w:r>
       <w:r>
-        <w:t xml:space="preserve"> Soạn thảo nội dung, định dạng lề, khổ giấy và nội dung theo thể thức, kỹ thuật trình bày văn bản.</w:t>
+        <w:t xml:space="preserve"> Soạn thảo nội dung, định dạng lề, khổ giấy và nội dung theo thể thức, kỹ thuật trình bày văn bản. (Khổ giấy A4; Lề: Trên 2cm, Dưới 2cm, Trái 3cm, Phải 2cm).</w:t>
       </w:r>
     </w:p>
     <w:p>
@@ -745,7 +745,7 @@
     </w:p>
     <w:p>
       <w:r>
-        <w:t>(Nội dung bảng mẫu trong ảnh đề):</w:t>
+        <w:t>(Nội dung bảng mẫu):</w:t>
       </w:r>
     </w:p>
     <w:tbl>
@@ -1028,6 +1028,7 @@
           </w:tcPr>
           <w:p>
             <w:r>
+              <w:lastRenderedPageBreak/>
               <w:t>3</w:t>
             </w:r>
           </w:p>
@@ -1072,18 +1073,19 @@
     </w:tbl>
     <w:p>
       <w:r>
-        <w:lastRenderedPageBreak/>
-        <w:t>Câu 4 (0.75đ): Hãy soạn thảo và định dạng nội dung văn bản sau:</w:t>
-      </w:r>
-    </w:p>
-    <w:p>
-      <w:r>
-        <w:t>(Nội dung văn bản trong ảnh đề):</w:t>
-      </w:r>
-    </w:p>
-    <w:p>
-      <w:r>
-        <w:t>"1. Văn hóa đọc</w:t>
+        <w:rPr>
+          <w:b/>
+          <w:bCs/>
+        </w:rPr>
+        <w:t>Câu 4 (0.75đ):</w:t>
+      </w:r>
+      <w:r>
+        <w:t xml:space="preserve"> Hãy soạn thảo và định dạng nội dung văn bản sau:</w:t>
+      </w:r>
+    </w:p>
+    <w:p>
+      <w:r>
+        <w:t>1. Văn hóa đọc</w:t>
       </w:r>
     </w:p>
     <w:p>
@@ -1098,7 +1100,7 @@
     </w:p>
     <w:p>
       <w:r>
-        <w:t>Văn hoá đọc là ứng xử đọc, giá trị đọc và chuẩn mực đọc của mỗi cá nhân, của cộng đồng xã hội và của các nhà quản lý và cơ quan quản lý nhà nước. Ứng xử, giá trị và chuẩn mực này cũng gồm ba thành phần: thói quen đọc, sở thích đọc và kỹ năng đọc."</w:t>
+        <w:t>Văn hoá đọc là ứng xử đọc, giá trị đọc và chuẩn mực đọc của mỗi cá nhân, của cộng đồng xã hội và của các nhà quản lý và cơ quan quản lý nhà nước. Ứng xử, giá trị và chuẩn mực này cũng gồm ba thành phần: thói quen đọc, sở thích đọc và kỹ năng đọc.</w:t>
       </w:r>
     </w:p>
     <w:p>
@@ -1117,7 +1119,22 @@
       <w:pPr>
         <w:numPr>
           <w:ilvl w:val="0"/>
-          <w:numId w:val="1"/>
+          <w:numId w:val="9"/>
+        </w:numPr>
+      </w:pPr>
+      <w:r>
+        <w:rPr>
+          <w:b/>
+          <w:bCs/>
+        </w:rPr>
+        <w:t>MỤC LỤC</w:t>
+      </w:r>
+    </w:p>
+    <w:p>
+      <w:pPr>
+        <w:numPr>
+          <w:ilvl w:val="0"/>
+          <w:numId w:val="9"/>
         </w:numPr>
       </w:pPr>
       <w:r>
@@ -1128,7 +1145,7 @@
       <w:pPr>
         <w:numPr>
           <w:ilvl w:val="1"/>
-          <w:numId w:val="1"/>
+          <w:numId w:val="9"/>
         </w:numPr>
       </w:pPr>
       <w:r>
@@ -1139,7 +1156,7 @@
       <w:pPr>
         <w:numPr>
           <w:ilvl w:val="1"/>
-          <w:numId w:val="1"/>
+          <w:numId w:val="9"/>
         </w:numPr>
       </w:pPr>
       <w:r>
@@ -1150,7 +1167,7 @@
       <w:pPr>
         <w:numPr>
           <w:ilvl w:val="0"/>
-          <w:numId w:val="1"/>
+          <w:numId w:val="9"/>
         </w:numPr>
       </w:pPr>
       <w:r>
@@ -1161,7 +1178,7 @@
       <w:pPr>
         <w:numPr>
           <w:ilvl w:val="1"/>
-          <w:numId w:val="1"/>
+          <w:numId w:val="9"/>
         </w:numPr>
       </w:pPr>
       <w:r>
@@ -1172,7 +1189,7 @@
       <w:pPr>
         <w:numPr>
           <w:ilvl w:val="1"/>
-          <w:numId w:val="1"/>
+          <w:numId w:val="9"/>
         </w:numPr>
       </w:pPr>
       <w:r>
@@ -1183,7 +1200,7 @@
       <w:pPr>
         <w:numPr>
           <w:ilvl w:val="1"/>
-          <w:numId w:val="1"/>
+          <w:numId w:val="9"/>
         </w:numPr>
       </w:pPr>
       <w:r>
@@ -1194,7 +1211,7 @@
       <w:pPr>
         <w:numPr>
           <w:ilvl w:val="0"/>
-          <w:numId w:val="1"/>
+          <w:numId w:val="9"/>
         </w:numPr>
       </w:pPr>
       <w:r>
@@ -1205,7 +1222,7 @@
       <w:pPr>
         <w:numPr>
           <w:ilvl w:val="1"/>
-          <w:numId w:val="1"/>
+          <w:numId w:val="9"/>
         </w:numPr>
       </w:pPr>
       <w:r>
@@ -1216,7 +1233,7 @@
       <w:pPr>
         <w:numPr>
           <w:ilvl w:val="1"/>
-          <w:numId w:val="1"/>
+          <w:numId w:val="9"/>
         </w:numPr>
       </w:pPr>
       <w:r>
@@ -1227,7 +1244,7 @@
       <w:pPr>
         <w:numPr>
           <w:ilvl w:val="1"/>
-          <w:numId w:val="1"/>
+          <w:numId w:val="9"/>
         </w:numPr>
       </w:pPr>
       <w:r>
@@ -1238,22 +1255,36 @@
       <w:pPr>
         <w:numPr>
           <w:ilvl w:val="0"/>
-          <w:numId w:val="1"/>
+          <w:numId w:val="9"/>
         </w:numPr>
       </w:pPr>
       <w:r>
-        <w:t>DANH MỤC BẢNG (Ví dụ: Bảng 1.1. Microsoft Word)</w:t>
+        <w:rPr>
+          <w:b/>
+          <w:bCs/>
+        </w:rPr>
+        <w:t>DANH MỤC BẢNG</w:t>
+      </w:r>
+      <w:r>
+        <w:t xml:space="preserve"> (Ví dụ: Bảng 1.1. Microsoft Word)</w:t>
       </w:r>
     </w:p>
     <w:p>
       <w:pPr>
         <w:numPr>
           <w:ilvl w:val="0"/>
-          <w:numId w:val="1"/>
+          <w:numId w:val="9"/>
         </w:numPr>
       </w:pPr>
       <w:r>
-        <w:t>DANH MỤC HÌNH (Ví dụ: Hình 2.1. Microsoft Excel)</w:t>
+        <w:rPr>
+          <w:b/>
+          <w:bCs/>
+        </w:rPr>
+        <w:t>DANH MỤC HÌNH</w:t>
+      </w:r>
+      <w:r>
+        <w:t xml:space="preserve"> (Ví dụ: Hình 2.1. Microsoft Excel)</w:t>
       </w:r>
     </w:p>
     <w:p>
@@ -1265,13 +1296,23 @@
         <w:t>Câu 6 (0.25đ):</w:t>
       </w:r>
       <w:r>
-        <w:t xml:space="preserve"> Tạo Header &amp; Footer chứa thông tin họ tên đầy đủ của sinh viên – tên lớp nằm bên trái và đánh số trang nằm bên phải (tất cả đặt ở chân trang).</w:t>
-      </w:r>
-    </w:p>
-    <w:p>
-      <w:r>
-        <w:pict w14:anchorId="6DAD9F62">
-          <v:rect id="_x0000_i1057" style="width:0;height:1.5pt" o:hralign="center" o:hrstd="t" o:hr="t" fillcolor="#a0a0a0" stroked="f"/>
+        <w:t xml:space="preserve"> Tạo Header &amp; Footer chứa thông tin họ tên đầy đủ của sinh viên – tên lớp nằm bên trái và đánh số trang nằm bên phải (tất cả đặt ở </w:t>
+      </w:r>
+      <w:r>
+        <w:rPr>
+          <w:b/>
+          <w:bCs/>
+        </w:rPr>
+        <w:t>chân trang</w:t>
+      </w:r>
+      <w:r>
+        <w:t>).</w:t>
+      </w:r>
+    </w:p>
+    <w:p>
+      <w:r>
+        <w:pict w14:anchorId="302891EC">
+          <v:rect id="_x0000_i1061" style="width:0;height:1.5pt" o:hralign="center" o:hrstd="t" o:hr="t" fillcolor="#a0a0a0" stroked="f"/>
         </w:pict>
       </w:r>
     </w:p>
@@ -1304,30 +1345,23 @@
     </w:p>
     <w:p>
       <w:r>
-        <w:t>Câu 2 (0.25đ): Nhập và định dạng các bảng cho bên dưới (Bảng 1, 2, 3).</w:t>
-      </w:r>
-    </w:p>
-    <w:p>
-      <w:r>
-        <w:t xml:space="preserve">(Dữ liệu chi tiết từ ảnh đề </w:t>
-      </w:r>
-      <w:r>
-        <w:rPr>
-          <w:vertAlign w:val="superscript"/>
-        </w:rPr>
-        <w:t>1</w:t>
-      </w:r>
-      <w:r>
-        <w:t>):</w:t>
-      </w:r>
-    </w:p>
-    <w:p>
-      <w:r>
         <w:rPr>
           <w:b/>
           <w:bCs/>
         </w:rPr>
         <w:lastRenderedPageBreak/>
+        <w:t>Câu 2 (0.25đ):</w:t>
+      </w:r>
+      <w:r>
+        <w:t xml:space="preserve"> Nhập và định dạng các bảng cho bên dưới (Bảng 1, 2, 3).</w:t>
+      </w:r>
+    </w:p>
+    <w:p>
+      <w:r>
+        <w:rPr>
+          <w:b/>
+          <w:bCs/>
+        </w:rPr>
         <w:t>BẢNG 1: KẾT QUẢ HỌC TẬP</w:t>
       </w:r>
     </w:p>
@@ -1345,14 +1379,14 @@
       </w:tblPr>
       <w:tblGrid>
         <w:gridCol w:w="399"/>
-        <w:gridCol w:w="800"/>
+        <w:gridCol w:w="998"/>
+        <w:gridCol w:w="1022"/>
+        <w:gridCol w:w="849"/>
+        <w:gridCol w:w="801"/>
         <w:gridCol w:w="1094"/>
         <w:gridCol w:w="1216"/>
         <w:gridCol w:w="736"/>
-        <w:gridCol w:w="998"/>
         <w:gridCol w:w="450"/>
-        <w:gridCol w:w="1023"/>
-        <w:gridCol w:w="849"/>
         <w:gridCol w:w="776"/>
         <w:gridCol w:w="669"/>
       </w:tblGrid>
@@ -1401,6 +1435,72 @@
                 <w:b/>
                 <w:bCs/>
               </w:rPr>
+              <w:t>Tên lớp</w:t>
+            </w:r>
+          </w:p>
+        </w:tc>
+        <w:tc>
+          <w:tcPr>
+            <w:tcW w:w="0" w:type="auto"/>
+            <w:tcBorders>
+              <w:top w:val="single" w:sz="6" w:space="0" w:color="auto"/>
+              <w:left w:val="single" w:sz="6" w:space="0" w:color="auto"/>
+              <w:bottom w:val="single" w:sz="6" w:space="0" w:color="auto"/>
+              <w:right w:val="single" w:sz="6" w:space="0" w:color="auto"/>
+            </w:tcBorders>
+            <w:vAlign w:val="center"/>
+            <w:hideMark/>
+          </w:tcPr>
+          <w:p>
+            <w:r>
+              <w:rPr>
+                <w:b/>
+                <w:bCs/>
+              </w:rPr>
+              <w:t>Họ lót</w:t>
+            </w:r>
+          </w:p>
+        </w:tc>
+        <w:tc>
+          <w:tcPr>
+            <w:tcW w:w="0" w:type="auto"/>
+            <w:tcBorders>
+              <w:top w:val="single" w:sz="6" w:space="0" w:color="auto"/>
+              <w:left w:val="single" w:sz="6" w:space="0" w:color="auto"/>
+              <w:bottom w:val="single" w:sz="6" w:space="0" w:color="auto"/>
+              <w:right w:val="single" w:sz="6" w:space="0" w:color="auto"/>
+            </w:tcBorders>
+            <w:vAlign w:val="center"/>
+            <w:hideMark/>
+          </w:tcPr>
+          <w:p>
+            <w:r>
+              <w:rPr>
+                <w:b/>
+                <w:bCs/>
+              </w:rPr>
+              <w:t>Tên</w:t>
+            </w:r>
+          </w:p>
+        </w:tc>
+        <w:tc>
+          <w:tcPr>
+            <w:tcW w:w="0" w:type="auto"/>
+            <w:tcBorders>
+              <w:top w:val="single" w:sz="6" w:space="0" w:color="auto"/>
+              <w:left w:val="single" w:sz="6" w:space="0" w:color="auto"/>
+              <w:bottom w:val="single" w:sz="6" w:space="0" w:color="auto"/>
+              <w:right w:val="single" w:sz="6" w:space="0" w:color="auto"/>
+            </w:tcBorders>
+            <w:vAlign w:val="center"/>
+            <w:hideMark/>
+          </w:tcPr>
+          <w:p>
+            <w:r>
+              <w:rPr>
+                <w:b/>
+                <w:bCs/>
+              </w:rPr>
               <w:t>Niên khóa</w:t>
             </w:r>
           </w:p>
@@ -1489,73 +1589,7 @@
                 <w:b/>
                 <w:bCs/>
               </w:rPr>
-              <w:t>Tên lớp</w:t>
-            </w:r>
-          </w:p>
-        </w:tc>
-        <w:tc>
-          <w:tcPr>
-            <w:tcW w:w="0" w:type="auto"/>
-            <w:tcBorders>
-              <w:top w:val="single" w:sz="6" w:space="0" w:color="auto"/>
-              <w:left w:val="single" w:sz="6" w:space="0" w:color="auto"/>
-              <w:bottom w:val="single" w:sz="6" w:space="0" w:color="auto"/>
-              <w:right w:val="single" w:sz="6" w:space="0" w:color="auto"/>
-            </w:tcBorders>
-            <w:vAlign w:val="center"/>
-            <w:hideMark/>
-          </w:tcPr>
-          <w:p>
-            <w:r>
-              <w:rPr>
-                <w:b/>
-                <w:bCs/>
-              </w:rPr>
               <w:t>Thi</w:t>
-            </w:r>
-          </w:p>
-        </w:tc>
-        <w:tc>
-          <w:tcPr>
-            <w:tcW w:w="0" w:type="auto"/>
-            <w:tcBorders>
-              <w:top w:val="single" w:sz="6" w:space="0" w:color="auto"/>
-              <w:left w:val="single" w:sz="6" w:space="0" w:color="auto"/>
-              <w:bottom w:val="single" w:sz="6" w:space="0" w:color="auto"/>
-              <w:right w:val="single" w:sz="6" w:space="0" w:color="auto"/>
-            </w:tcBorders>
-            <w:vAlign w:val="center"/>
-            <w:hideMark/>
-          </w:tcPr>
-          <w:p>
-            <w:r>
-              <w:rPr>
-                <w:b/>
-                <w:bCs/>
-              </w:rPr>
-              <w:t>Họ lót</w:t>
-            </w:r>
-          </w:p>
-        </w:tc>
-        <w:tc>
-          <w:tcPr>
-            <w:tcW w:w="0" w:type="auto"/>
-            <w:tcBorders>
-              <w:top w:val="single" w:sz="6" w:space="0" w:color="auto"/>
-              <w:left w:val="single" w:sz="6" w:space="0" w:color="auto"/>
-              <w:bottom w:val="single" w:sz="6" w:space="0" w:color="auto"/>
-              <w:right w:val="single" w:sz="6" w:space="0" w:color="auto"/>
-            </w:tcBorders>
-            <w:vAlign w:val="center"/>
-            <w:hideMark/>
-          </w:tcPr>
-          <w:p>
-            <w:r>
-              <w:rPr>
-                <w:b/>
-                <w:bCs/>
-              </w:rPr>
-              <w:t>Tên</w:t>
             </w:r>
           </w:p>
         </w:tc>
@@ -1640,6 +1674,60 @@
           </w:tcPr>
           <w:p>
             <w:r>
+              <w:t>DD18A1</w:t>
+            </w:r>
+          </w:p>
+        </w:tc>
+        <w:tc>
+          <w:tcPr>
+            <w:tcW w:w="0" w:type="auto"/>
+            <w:tcBorders>
+              <w:top w:val="single" w:sz="6" w:space="0" w:color="auto"/>
+              <w:left w:val="single" w:sz="6" w:space="0" w:color="auto"/>
+              <w:bottom w:val="single" w:sz="6" w:space="0" w:color="auto"/>
+              <w:right w:val="single" w:sz="6" w:space="0" w:color="auto"/>
+            </w:tcBorders>
+            <w:vAlign w:val="center"/>
+            <w:hideMark/>
+          </w:tcPr>
+          <w:p>
+            <w:r>
+              <w:t>Trương Thị</w:t>
+            </w:r>
+          </w:p>
+        </w:tc>
+        <w:tc>
+          <w:tcPr>
+            <w:tcW w:w="0" w:type="auto"/>
+            <w:tcBorders>
+              <w:top w:val="single" w:sz="6" w:space="0" w:color="auto"/>
+              <w:left w:val="single" w:sz="6" w:space="0" w:color="auto"/>
+              <w:bottom w:val="single" w:sz="6" w:space="0" w:color="auto"/>
+              <w:right w:val="single" w:sz="6" w:space="0" w:color="auto"/>
+            </w:tcBorders>
+            <w:vAlign w:val="center"/>
+            <w:hideMark/>
+          </w:tcPr>
+          <w:p>
+            <w:r>
+              <w:t>Hoa</w:t>
+            </w:r>
+          </w:p>
+        </w:tc>
+        <w:tc>
+          <w:tcPr>
+            <w:tcW w:w="0" w:type="auto"/>
+            <w:tcBorders>
+              <w:top w:val="single" w:sz="6" w:space="0" w:color="auto"/>
+              <w:left w:val="single" w:sz="6" w:space="0" w:color="auto"/>
+              <w:bottom w:val="single" w:sz="6" w:space="0" w:color="auto"/>
+              <w:right w:val="single" w:sz="6" w:space="0" w:color="auto"/>
+            </w:tcBorders>
+            <w:vAlign w:val="center"/>
+            <w:hideMark/>
+          </w:tcPr>
+          <w:p>
+            <w:r>
               <w:t>?</w:t>
             </w:r>
           </w:p>
@@ -1712,61 +1800,7 @@
           </w:tcPr>
           <w:p>
             <w:r>
-              <w:t>DD18A1</w:t>
-            </w:r>
-          </w:p>
-        </w:tc>
-        <w:tc>
-          <w:tcPr>
-            <w:tcW w:w="0" w:type="auto"/>
-            <w:tcBorders>
-              <w:top w:val="single" w:sz="6" w:space="0" w:color="auto"/>
-              <w:left w:val="single" w:sz="6" w:space="0" w:color="auto"/>
-              <w:bottom w:val="single" w:sz="6" w:space="0" w:color="auto"/>
-              <w:right w:val="single" w:sz="6" w:space="0" w:color="auto"/>
-            </w:tcBorders>
-            <w:vAlign w:val="center"/>
-            <w:hideMark/>
-          </w:tcPr>
-          <w:p>
-            <w:r>
               <w:t>10</w:t>
-            </w:r>
-          </w:p>
-        </w:tc>
-        <w:tc>
-          <w:tcPr>
-            <w:tcW w:w="0" w:type="auto"/>
-            <w:tcBorders>
-              <w:top w:val="single" w:sz="6" w:space="0" w:color="auto"/>
-              <w:left w:val="single" w:sz="6" w:space="0" w:color="auto"/>
-              <w:bottom w:val="single" w:sz="6" w:space="0" w:color="auto"/>
-              <w:right w:val="single" w:sz="6" w:space="0" w:color="auto"/>
-            </w:tcBorders>
-            <w:vAlign w:val="center"/>
-            <w:hideMark/>
-          </w:tcPr>
-          <w:p>
-            <w:r>
-              <w:t>Trương Thị</w:t>
-            </w:r>
-          </w:p>
-        </w:tc>
-        <w:tc>
-          <w:tcPr>
-            <w:tcW w:w="0" w:type="auto"/>
-            <w:tcBorders>
-              <w:top w:val="single" w:sz="6" w:space="0" w:color="auto"/>
-              <w:left w:val="single" w:sz="6" w:space="0" w:color="auto"/>
-              <w:bottom w:val="single" w:sz="6" w:space="0" w:color="auto"/>
-              <w:right w:val="single" w:sz="6" w:space="0" w:color="auto"/>
-            </w:tcBorders>
-            <w:vAlign w:val="center"/>
-            <w:hideMark/>
-          </w:tcPr>
-          <w:p>
-            <w:r>
-              <w:t>Hoa</w:t>
             </w:r>
           </w:p>
         </w:tc>
@@ -1843,6 +1877,60 @@
           </w:tcPr>
           <w:p>
             <w:r>
+              <w:t>DD19A1</w:t>
+            </w:r>
+          </w:p>
+        </w:tc>
+        <w:tc>
+          <w:tcPr>
+            <w:tcW w:w="0" w:type="auto"/>
+            <w:tcBorders>
+              <w:top w:val="single" w:sz="6" w:space="0" w:color="auto"/>
+              <w:left w:val="single" w:sz="6" w:space="0" w:color="auto"/>
+              <w:bottom w:val="single" w:sz="6" w:space="0" w:color="auto"/>
+              <w:right w:val="single" w:sz="6" w:space="0" w:color="auto"/>
+            </w:tcBorders>
+            <w:vAlign w:val="center"/>
+            <w:hideMark/>
+          </w:tcPr>
+          <w:p>
+            <w:r>
+              <w:t>Lê Thanh</w:t>
+            </w:r>
+          </w:p>
+        </w:tc>
+        <w:tc>
+          <w:tcPr>
+            <w:tcW w:w="0" w:type="auto"/>
+            <w:tcBorders>
+              <w:top w:val="single" w:sz="6" w:space="0" w:color="auto"/>
+              <w:left w:val="single" w:sz="6" w:space="0" w:color="auto"/>
+              <w:bottom w:val="single" w:sz="6" w:space="0" w:color="auto"/>
+              <w:right w:val="single" w:sz="6" w:space="0" w:color="auto"/>
+            </w:tcBorders>
+            <w:vAlign w:val="center"/>
+            <w:hideMark/>
+          </w:tcPr>
+          <w:p>
+            <w:r>
+              <w:t>Bình</w:t>
+            </w:r>
+          </w:p>
+        </w:tc>
+        <w:tc>
+          <w:tcPr>
+            <w:tcW w:w="0" w:type="auto"/>
+            <w:tcBorders>
+              <w:top w:val="single" w:sz="6" w:space="0" w:color="auto"/>
+              <w:left w:val="single" w:sz="6" w:space="0" w:color="auto"/>
+              <w:bottom w:val="single" w:sz="6" w:space="0" w:color="auto"/>
+              <w:right w:val="single" w:sz="6" w:space="0" w:color="auto"/>
+            </w:tcBorders>
+            <w:vAlign w:val="center"/>
+            <w:hideMark/>
+          </w:tcPr>
+          <w:p>
+            <w:r>
               <w:t>?</w:t>
             </w:r>
           </w:p>
@@ -1915,61 +2003,7 @@
           </w:tcPr>
           <w:p>
             <w:r>
-              <w:t>DD19A1</w:t>
-            </w:r>
-          </w:p>
-        </w:tc>
-        <w:tc>
-          <w:tcPr>
-            <w:tcW w:w="0" w:type="auto"/>
-            <w:tcBorders>
-              <w:top w:val="single" w:sz="6" w:space="0" w:color="auto"/>
-              <w:left w:val="single" w:sz="6" w:space="0" w:color="auto"/>
-              <w:bottom w:val="single" w:sz="6" w:space="0" w:color="auto"/>
-              <w:right w:val="single" w:sz="6" w:space="0" w:color="auto"/>
-            </w:tcBorders>
-            <w:vAlign w:val="center"/>
-            <w:hideMark/>
-          </w:tcPr>
-          <w:p>
-            <w:r>
               <w:t>7</w:t>
-            </w:r>
-          </w:p>
-        </w:tc>
-        <w:tc>
-          <w:tcPr>
-            <w:tcW w:w="0" w:type="auto"/>
-            <w:tcBorders>
-              <w:top w:val="single" w:sz="6" w:space="0" w:color="auto"/>
-              <w:left w:val="single" w:sz="6" w:space="0" w:color="auto"/>
-              <w:bottom w:val="single" w:sz="6" w:space="0" w:color="auto"/>
-              <w:right w:val="single" w:sz="6" w:space="0" w:color="auto"/>
-            </w:tcBorders>
-            <w:vAlign w:val="center"/>
-            <w:hideMark/>
-          </w:tcPr>
-          <w:p>
-            <w:r>
-              <w:t>Lê Thanh</w:t>
-            </w:r>
-          </w:p>
-        </w:tc>
-        <w:tc>
-          <w:tcPr>
-            <w:tcW w:w="0" w:type="auto"/>
-            <w:tcBorders>
-              <w:top w:val="single" w:sz="6" w:space="0" w:color="auto"/>
-              <w:left w:val="single" w:sz="6" w:space="0" w:color="auto"/>
-              <w:bottom w:val="single" w:sz="6" w:space="0" w:color="auto"/>
-              <w:right w:val="single" w:sz="6" w:space="0" w:color="auto"/>
-            </w:tcBorders>
-            <w:vAlign w:val="center"/>
-            <w:hideMark/>
-          </w:tcPr>
-          <w:p>
-            <w:r>
-              <w:t>Bình</w:t>
             </w:r>
           </w:p>
         </w:tc>
@@ -2046,6 +2080,60 @@
           </w:tcPr>
           <w:p>
             <w:r>
+              <w:t>DD19A1</w:t>
+            </w:r>
+          </w:p>
+        </w:tc>
+        <w:tc>
+          <w:tcPr>
+            <w:tcW w:w="0" w:type="auto"/>
+            <w:tcBorders>
+              <w:top w:val="single" w:sz="6" w:space="0" w:color="auto"/>
+              <w:left w:val="single" w:sz="6" w:space="0" w:color="auto"/>
+              <w:bottom w:val="single" w:sz="6" w:space="0" w:color="auto"/>
+              <w:right w:val="single" w:sz="6" w:space="0" w:color="auto"/>
+            </w:tcBorders>
+            <w:vAlign w:val="center"/>
+            <w:hideMark/>
+          </w:tcPr>
+          <w:p>
+            <w:r>
+              <w:t>Nguyễn Thị</w:t>
+            </w:r>
+          </w:p>
+        </w:tc>
+        <w:tc>
+          <w:tcPr>
+            <w:tcW w:w="0" w:type="auto"/>
+            <w:tcBorders>
+              <w:top w:val="single" w:sz="6" w:space="0" w:color="auto"/>
+              <w:left w:val="single" w:sz="6" w:space="0" w:color="auto"/>
+              <w:bottom w:val="single" w:sz="6" w:space="0" w:color="auto"/>
+              <w:right w:val="single" w:sz="6" w:space="0" w:color="auto"/>
+            </w:tcBorders>
+            <w:vAlign w:val="center"/>
+            <w:hideMark/>
+          </w:tcPr>
+          <w:p>
+            <w:r>
+              <w:t>Hương</w:t>
+            </w:r>
+          </w:p>
+        </w:tc>
+        <w:tc>
+          <w:tcPr>
+            <w:tcW w:w="0" w:type="auto"/>
+            <w:tcBorders>
+              <w:top w:val="single" w:sz="6" w:space="0" w:color="auto"/>
+              <w:left w:val="single" w:sz="6" w:space="0" w:color="auto"/>
+              <w:bottom w:val="single" w:sz="6" w:space="0" w:color="auto"/>
+              <w:right w:val="single" w:sz="6" w:space="0" w:color="auto"/>
+            </w:tcBorders>
+            <w:vAlign w:val="center"/>
+            <w:hideMark/>
+          </w:tcPr>
+          <w:p>
+            <w:r>
               <w:t>?</w:t>
             </w:r>
           </w:p>
@@ -2118,61 +2206,7 @@
           </w:tcPr>
           <w:p>
             <w:r>
-              <w:t>DD19A1</w:t>
-            </w:r>
-          </w:p>
-        </w:tc>
-        <w:tc>
-          <w:tcPr>
-            <w:tcW w:w="0" w:type="auto"/>
-            <w:tcBorders>
-              <w:top w:val="single" w:sz="6" w:space="0" w:color="auto"/>
-              <w:left w:val="single" w:sz="6" w:space="0" w:color="auto"/>
-              <w:bottom w:val="single" w:sz="6" w:space="0" w:color="auto"/>
-              <w:right w:val="single" w:sz="6" w:space="0" w:color="auto"/>
-            </w:tcBorders>
-            <w:vAlign w:val="center"/>
-            <w:hideMark/>
-          </w:tcPr>
-          <w:p>
-            <w:r>
               <w:t>5</w:t>
-            </w:r>
-          </w:p>
-        </w:tc>
-        <w:tc>
-          <w:tcPr>
-            <w:tcW w:w="0" w:type="auto"/>
-            <w:tcBorders>
-              <w:top w:val="single" w:sz="6" w:space="0" w:color="auto"/>
-              <w:left w:val="single" w:sz="6" w:space="0" w:color="auto"/>
-              <w:bottom w:val="single" w:sz="6" w:space="0" w:color="auto"/>
-              <w:right w:val="single" w:sz="6" w:space="0" w:color="auto"/>
-            </w:tcBorders>
-            <w:vAlign w:val="center"/>
-            <w:hideMark/>
-          </w:tcPr>
-          <w:p>
-            <w:r>
-              <w:t>Nguyễn Thị</w:t>
-            </w:r>
-          </w:p>
-        </w:tc>
-        <w:tc>
-          <w:tcPr>
-            <w:tcW w:w="0" w:type="auto"/>
-            <w:tcBorders>
-              <w:top w:val="single" w:sz="6" w:space="0" w:color="auto"/>
-              <w:left w:val="single" w:sz="6" w:space="0" w:color="auto"/>
-              <w:bottom w:val="single" w:sz="6" w:space="0" w:color="auto"/>
-              <w:right w:val="single" w:sz="6" w:space="0" w:color="auto"/>
-            </w:tcBorders>
-            <w:vAlign w:val="center"/>
-            <w:hideMark/>
-          </w:tcPr>
-          <w:p>
-            <w:r>
-              <w:t>Hương</w:t>
             </w:r>
           </w:p>
         </w:tc>
@@ -2249,6 +2283,60 @@
           </w:tcPr>
           <w:p>
             <w:r>
+              <w:t>DD18A1</w:t>
+            </w:r>
+          </w:p>
+        </w:tc>
+        <w:tc>
+          <w:tcPr>
+            <w:tcW w:w="0" w:type="auto"/>
+            <w:tcBorders>
+              <w:top w:val="single" w:sz="6" w:space="0" w:color="auto"/>
+              <w:left w:val="single" w:sz="6" w:space="0" w:color="auto"/>
+              <w:bottom w:val="single" w:sz="6" w:space="0" w:color="auto"/>
+              <w:right w:val="single" w:sz="6" w:space="0" w:color="auto"/>
+            </w:tcBorders>
+            <w:vAlign w:val="center"/>
+            <w:hideMark/>
+          </w:tcPr>
+          <w:p>
+            <w:r>
+              <w:t>Trần Thị</w:t>
+            </w:r>
+          </w:p>
+        </w:tc>
+        <w:tc>
+          <w:tcPr>
+            <w:tcW w:w="0" w:type="auto"/>
+            <w:tcBorders>
+              <w:top w:val="single" w:sz="6" w:space="0" w:color="auto"/>
+              <w:left w:val="single" w:sz="6" w:space="0" w:color="auto"/>
+              <w:bottom w:val="single" w:sz="6" w:space="0" w:color="auto"/>
+              <w:right w:val="single" w:sz="6" w:space="0" w:color="auto"/>
+            </w:tcBorders>
+            <w:vAlign w:val="center"/>
+            <w:hideMark/>
+          </w:tcPr>
+          <w:p>
+            <w:r>
+              <w:t>Đào</w:t>
+            </w:r>
+          </w:p>
+        </w:tc>
+        <w:tc>
+          <w:tcPr>
+            <w:tcW w:w="0" w:type="auto"/>
+            <w:tcBorders>
+              <w:top w:val="single" w:sz="6" w:space="0" w:color="auto"/>
+              <w:left w:val="single" w:sz="6" w:space="0" w:color="auto"/>
+              <w:bottom w:val="single" w:sz="6" w:space="0" w:color="auto"/>
+              <w:right w:val="single" w:sz="6" w:space="0" w:color="auto"/>
+            </w:tcBorders>
+            <w:vAlign w:val="center"/>
+            <w:hideMark/>
+          </w:tcPr>
+          <w:p>
+            <w:r>
               <w:t>?</w:t>
             </w:r>
           </w:p>
@@ -2321,61 +2409,7 @@
           </w:tcPr>
           <w:p>
             <w:r>
-              <w:t>DD18A1</w:t>
-            </w:r>
-          </w:p>
-        </w:tc>
-        <w:tc>
-          <w:tcPr>
-            <w:tcW w:w="0" w:type="auto"/>
-            <w:tcBorders>
-              <w:top w:val="single" w:sz="6" w:space="0" w:color="auto"/>
-              <w:left w:val="single" w:sz="6" w:space="0" w:color="auto"/>
-              <w:bottom w:val="single" w:sz="6" w:space="0" w:color="auto"/>
-              <w:right w:val="single" w:sz="6" w:space="0" w:color="auto"/>
-            </w:tcBorders>
-            <w:vAlign w:val="center"/>
-            <w:hideMark/>
-          </w:tcPr>
-          <w:p>
-            <w:r>
               <w:t>0</w:t>
-            </w:r>
-          </w:p>
-        </w:tc>
-        <w:tc>
-          <w:tcPr>
-            <w:tcW w:w="0" w:type="auto"/>
-            <w:tcBorders>
-              <w:top w:val="single" w:sz="6" w:space="0" w:color="auto"/>
-              <w:left w:val="single" w:sz="6" w:space="0" w:color="auto"/>
-              <w:bottom w:val="single" w:sz="6" w:space="0" w:color="auto"/>
-              <w:right w:val="single" w:sz="6" w:space="0" w:color="auto"/>
-            </w:tcBorders>
-            <w:vAlign w:val="center"/>
-            <w:hideMark/>
-          </w:tcPr>
-          <w:p>
-            <w:r>
-              <w:t>Trần Thị</w:t>
-            </w:r>
-          </w:p>
-        </w:tc>
-        <w:tc>
-          <w:tcPr>
-            <w:tcW w:w="0" w:type="auto"/>
-            <w:tcBorders>
-              <w:top w:val="single" w:sz="6" w:space="0" w:color="auto"/>
-              <w:left w:val="single" w:sz="6" w:space="0" w:color="auto"/>
-              <w:bottom w:val="single" w:sz="6" w:space="0" w:color="auto"/>
-              <w:right w:val="single" w:sz="6" w:space="0" w:color="auto"/>
-            </w:tcBorders>
-            <w:vAlign w:val="center"/>
-            <w:hideMark/>
-          </w:tcPr>
-          <w:p>
-            <w:r>
-              <w:t>Đào</w:t>
             </w:r>
           </w:p>
         </w:tc>
@@ -2452,6 +2486,60 @@
           </w:tcPr>
           <w:p>
             <w:r>
+              <w:t>DD20A1</w:t>
+            </w:r>
+          </w:p>
+        </w:tc>
+        <w:tc>
+          <w:tcPr>
+            <w:tcW w:w="0" w:type="auto"/>
+            <w:tcBorders>
+              <w:top w:val="single" w:sz="6" w:space="0" w:color="auto"/>
+              <w:left w:val="single" w:sz="6" w:space="0" w:color="auto"/>
+              <w:bottom w:val="single" w:sz="6" w:space="0" w:color="auto"/>
+              <w:right w:val="single" w:sz="6" w:space="0" w:color="auto"/>
+            </w:tcBorders>
+            <w:vAlign w:val="center"/>
+            <w:hideMark/>
+          </w:tcPr>
+          <w:p>
+            <w:r>
+              <w:t>Nguyễn Thị</w:t>
+            </w:r>
+          </w:p>
+        </w:tc>
+        <w:tc>
+          <w:tcPr>
+            <w:tcW w:w="0" w:type="auto"/>
+            <w:tcBorders>
+              <w:top w:val="single" w:sz="6" w:space="0" w:color="auto"/>
+              <w:left w:val="single" w:sz="6" w:space="0" w:color="auto"/>
+              <w:bottom w:val="single" w:sz="6" w:space="0" w:color="auto"/>
+              <w:right w:val="single" w:sz="6" w:space="0" w:color="auto"/>
+            </w:tcBorders>
+            <w:vAlign w:val="center"/>
+            <w:hideMark/>
+          </w:tcPr>
+          <w:p>
+            <w:r>
+              <w:t>Mai</w:t>
+            </w:r>
+          </w:p>
+        </w:tc>
+        <w:tc>
+          <w:tcPr>
+            <w:tcW w:w="0" w:type="auto"/>
+            <w:tcBorders>
+              <w:top w:val="single" w:sz="6" w:space="0" w:color="auto"/>
+              <w:left w:val="single" w:sz="6" w:space="0" w:color="auto"/>
+              <w:bottom w:val="single" w:sz="6" w:space="0" w:color="auto"/>
+              <w:right w:val="single" w:sz="6" w:space="0" w:color="auto"/>
+            </w:tcBorders>
+            <w:vAlign w:val="center"/>
+            <w:hideMark/>
+          </w:tcPr>
+          <w:p>
+            <w:r>
               <w:t>?</w:t>
             </w:r>
           </w:p>
@@ -2524,61 +2612,7 @@
           </w:tcPr>
           <w:p>
             <w:r>
-              <w:t>DD20A1</w:t>
-            </w:r>
-          </w:p>
-        </w:tc>
-        <w:tc>
-          <w:tcPr>
-            <w:tcW w:w="0" w:type="auto"/>
-            <w:tcBorders>
-              <w:top w:val="single" w:sz="6" w:space="0" w:color="auto"/>
-              <w:left w:val="single" w:sz="6" w:space="0" w:color="auto"/>
-              <w:bottom w:val="single" w:sz="6" w:space="0" w:color="auto"/>
-              <w:right w:val="single" w:sz="6" w:space="0" w:color="auto"/>
-            </w:tcBorders>
-            <w:vAlign w:val="center"/>
-            <w:hideMark/>
-          </w:tcPr>
-          <w:p>
-            <w:r>
               <w:t>6</w:t>
-            </w:r>
-          </w:p>
-        </w:tc>
-        <w:tc>
-          <w:tcPr>
-            <w:tcW w:w="0" w:type="auto"/>
-            <w:tcBorders>
-              <w:top w:val="single" w:sz="6" w:space="0" w:color="auto"/>
-              <w:left w:val="single" w:sz="6" w:space="0" w:color="auto"/>
-              <w:bottom w:val="single" w:sz="6" w:space="0" w:color="auto"/>
-              <w:right w:val="single" w:sz="6" w:space="0" w:color="auto"/>
-            </w:tcBorders>
-            <w:vAlign w:val="center"/>
-            <w:hideMark/>
-          </w:tcPr>
-          <w:p>
-            <w:r>
-              <w:t>Nguyễn Thị</w:t>
-            </w:r>
-          </w:p>
-        </w:tc>
-        <w:tc>
-          <w:tcPr>
-            <w:tcW w:w="0" w:type="auto"/>
-            <w:tcBorders>
-              <w:top w:val="single" w:sz="6" w:space="0" w:color="auto"/>
-              <w:left w:val="single" w:sz="6" w:space="0" w:color="auto"/>
-              <w:bottom w:val="single" w:sz="6" w:space="0" w:color="auto"/>
-              <w:right w:val="single" w:sz="6" w:space="0" w:color="auto"/>
-            </w:tcBorders>
-            <w:vAlign w:val="center"/>
-            <w:hideMark/>
-          </w:tcPr>
-          <w:p>
-            <w:r>
-              <w:t>Mai</w:t>
             </w:r>
           </w:p>
         </w:tc>
@@ -2655,6 +2689,60 @@
           </w:tcPr>
           <w:p>
             <w:r>
+              <w:t>DD20A1</w:t>
+            </w:r>
+          </w:p>
+        </w:tc>
+        <w:tc>
+          <w:tcPr>
+            <w:tcW w:w="0" w:type="auto"/>
+            <w:tcBorders>
+              <w:top w:val="single" w:sz="6" w:space="0" w:color="auto"/>
+              <w:left w:val="single" w:sz="6" w:space="0" w:color="auto"/>
+              <w:bottom w:val="single" w:sz="6" w:space="0" w:color="auto"/>
+              <w:right w:val="single" w:sz="6" w:space="0" w:color="auto"/>
+            </w:tcBorders>
+            <w:vAlign w:val="center"/>
+            <w:hideMark/>
+          </w:tcPr>
+          <w:p>
+            <w:r>
+              <w:t>Lê Thị Cẩm</w:t>
+            </w:r>
+          </w:p>
+        </w:tc>
+        <w:tc>
+          <w:tcPr>
+            <w:tcW w:w="0" w:type="auto"/>
+            <w:tcBorders>
+              <w:top w:val="single" w:sz="6" w:space="0" w:color="auto"/>
+              <w:left w:val="single" w:sz="6" w:space="0" w:color="auto"/>
+              <w:bottom w:val="single" w:sz="6" w:space="0" w:color="auto"/>
+              <w:right w:val="single" w:sz="6" w:space="0" w:color="auto"/>
+            </w:tcBorders>
+            <w:vAlign w:val="center"/>
+            <w:hideMark/>
+          </w:tcPr>
+          <w:p>
+            <w:r>
+              <w:t>Hà</w:t>
+            </w:r>
+          </w:p>
+        </w:tc>
+        <w:tc>
+          <w:tcPr>
+            <w:tcW w:w="0" w:type="auto"/>
+            <w:tcBorders>
+              <w:top w:val="single" w:sz="6" w:space="0" w:color="auto"/>
+              <w:left w:val="single" w:sz="6" w:space="0" w:color="auto"/>
+              <w:bottom w:val="single" w:sz="6" w:space="0" w:color="auto"/>
+              <w:right w:val="single" w:sz="6" w:space="0" w:color="auto"/>
+            </w:tcBorders>
+            <w:vAlign w:val="center"/>
+            <w:hideMark/>
+          </w:tcPr>
+          <w:p>
+            <w:r>
               <w:t>?</w:t>
             </w:r>
           </w:p>
@@ -2727,61 +2815,7 @@
           </w:tcPr>
           <w:p>
             <w:r>
-              <w:t>DD20A1</w:t>
-            </w:r>
-          </w:p>
-        </w:tc>
-        <w:tc>
-          <w:tcPr>
-            <w:tcW w:w="0" w:type="auto"/>
-            <w:tcBorders>
-              <w:top w:val="single" w:sz="6" w:space="0" w:color="auto"/>
-              <w:left w:val="single" w:sz="6" w:space="0" w:color="auto"/>
-              <w:bottom w:val="single" w:sz="6" w:space="0" w:color="auto"/>
-              <w:right w:val="single" w:sz="6" w:space="0" w:color="auto"/>
-            </w:tcBorders>
-            <w:vAlign w:val="center"/>
-            <w:hideMark/>
-          </w:tcPr>
-          <w:p>
-            <w:r>
               <w:t>5</w:t>
-            </w:r>
-          </w:p>
-        </w:tc>
-        <w:tc>
-          <w:tcPr>
-            <w:tcW w:w="0" w:type="auto"/>
-            <w:tcBorders>
-              <w:top w:val="single" w:sz="6" w:space="0" w:color="auto"/>
-              <w:left w:val="single" w:sz="6" w:space="0" w:color="auto"/>
-              <w:bottom w:val="single" w:sz="6" w:space="0" w:color="auto"/>
-              <w:right w:val="single" w:sz="6" w:space="0" w:color="auto"/>
-            </w:tcBorders>
-            <w:vAlign w:val="center"/>
-            <w:hideMark/>
-          </w:tcPr>
-          <w:p>
-            <w:r>
-              <w:t>Lê Thị Cẩm</w:t>
-            </w:r>
-          </w:p>
-        </w:tc>
-        <w:tc>
-          <w:tcPr>
-            <w:tcW w:w="0" w:type="auto"/>
-            <w:tcBorders>
-              <w:top w:val="single" w:sz="6" w:space="0" w:color="auto"/>
-              <w:left w:val="single" w:sz="6" w:space="0" w:color="auto"/>
-              <w:bottom w:val="single" w:sz="6" w:space="0" w:color="auto"/>
-              <w:right w:val="single" w:sz="6" w:space="0" w:color="auto"/>
-            </w:tcBorders>
-            <w:vAlign w:val="center"/>
-            <w:hideMark/>
-          </w:tcPr>
-          <w:p>
-            <w:r>
-              <w:t>Hà</w:t>
             </w:r>
           </w:p>
         </w:tc>
@@ -2823,71 +2857,371 @@
         </w:tc>
       </w:tr>
     </w:tbl>
-    <w:p>
-      <w:r>
-        <w:t>BẢNG 2 (Tham chiếu Niên khóa)</w:t>
-      </w:r>
-    </w:p>
-    <w:p>
-      <w:r>
-        <w:t>| 18 | 19 | 20 |</w:t>
-      </w:r>
-    </w:p>
-    <w:p>
-      <w:r>
-        <w:t>| :--- | :--- | :--- |</w:t>
-      </w:r>
-    </w:p>
-    <w:p>
-      <w:r>
-        <w:t>| 2018-2022 | 2019-2023 | 2020-2024 |</w:t>
-      </w:r>
-    </w:p>
-    <w:p>
-      <w:r>
-        <w:t>BẢNG 3 (Thống kê)</w:t>
-      </w:r>
-    </w:p>
-    <w:p>
-      <w:r>
-        <w:t>| Điểm TB cao nhất | ? |</w:t>
-      </w:r>
-    </w:p>
-    <w:p>
-      <w:r>
-        <w:t>| :--- | :--- |</w:t>
-      </w:r>
-    </w:p>
-    <w:p>
-      <w:r>
-        <w:t>| Điểm TB thấp nhất | ? |</w:t>
-      </w:r>
-    </w:p>
-    <w:p>
-      <w:r>
-        <w:t>| Số sinh viên có điểm thi &gt;= 5 | ? |</w:t>
-      </w:r>
-    </w:p>
     <w:p>
       <w:r>
         <w:rPr>
           <w:b/>
           <w:bCs/>
         </w:rPr>
-        <w:t>Câu 3 (1.0đ):</w:t>
-      </w:r>
-      <w:r>
-        <w:t xml:space="preserve"> Hãy lập công thức điền thông tin cho cột </w:t>
-      </w:r>
+        <w:t>BẢNG 2 (THAM CHIẾU NIÊN KHÓA)</w:t>
+      </w:r>
+    </w:p>
+    <w:tbl>
+      <w:tblPr>
+        <w:tblW w:w="0" w:type="auto"/>
+        <w:tblCellSpacing w:w="15" w:type="dxa"/>
+        <w:tblCellMar>
+          <w:top w:w="15" w:type="dxa"/>
+          <w:left w:w="15" w:type="dxa"/>
+          <w:bottom w:w="15" w:type="dxa"/>
+          <w:right w:w="15" w:type="dxa"/>
+        </w:tblCellMar>
+        <w:tblLook w:val="04A0" w:firstRow="1" w:lastRow="0" w:firstColumn="1" w:lastColumn="0" w:noHBand="0" w:noVBand="1"/>
+      </w:tblPr>
+      <w:tblGrid>
+        <w:gridCol w:w="1253"/>
+        <w:gridCol w:w="1238"/>
+        <w:gridCol w:w="1253"/>
+      </w:tblGrid>
+      <w:tr>
+        <w:trPr>
+          <w:tblHeader/>
+          <w:tblCellSpacing w:w="15" w:type="dxa"/>
+        </w:trPr>
+        <w:tc>
+          <w:tcPr>
+            <w:tcW w:w="0" w:type="auto"/>
+            <w:tcBorders>
+              <w:top w:val="single" w:sz="6" w:space="0" w:color="auto"/>
+              <w:left w:val="single" w:sz="6" w:space="0" w:color="auto"/>
+              <w:bottom w:val="single" w:sz="6" w:space="0" w:color="auto"/>
+              <w:right w:val="single" w:sz="6" w:space="0" w:color="auto"/>
+            </w:tcBorders>
+            <w:vAlign w:val="center"/>
+            <w:hideMark/>
+          </w:tcPr>
+          <w:p>
+            <w:r>
+              <w:rPr>
+                <w:b/>
+                <w:bCs/>
+              </w:rPr>
+              <w:t>18</w:t>
+            </w:r>
+          </w:p>
+        </w:tc>
+        <w:tc>
+          <w:tcPr>
+            <w:tcW w:w="0" w:type="auto"/>
+            <w:tcBorders>
+              <w:top w:val="single" w:sz="6" w:space="0" w:color="auto"/>
+              <w:left w:val="single" w:sz="6" w:space="0" w:color="auto"/>
+              <w:bottom w:val="single" w:sz="6" w:space="0" w:color="auto"/>
+              <w:right w:val="single" w:sz="6" w:space="0" w:color="auto"/>
+            </w:tcBorders>
+            <w:vAlign w:val="center"/>
+            <w:hideMark/>
+          </w:tcPr>
+          <w:p>
+            <w:r>
+              <w:rPr>
+                <w:b/>
+                <w:bCs/>
+              </w:rPr>
+              <w:t>19</w:t>
+            </w:r>
+          </w:p>
+        </w:tc>
+        <w:tc>
+          <w:tcPr>
+            <w:tcW w:w="0" w:type="auto"/>
+            <w:tcBorders>
+              <w:top w:val="single" w:sz="6" w:space="0" w:color="auto"/>
+              <w:left w:val="single" w:sz="6" w:space="0" w:color="auto"/>
+              <w:bottom w:val="single" w:sz="6" w:space="0" w:color="auto"/>
+              <w:right w:val="single" w:sz="6" w:space="0" w:color="auto"/>
+            </w:tcBorders>
+            <w:vAlign w:val="center"/>
+            <w:hideMark/>
+          </w:tcPr>
+          <w:p>
+            <w:r>
+              <w:rPr>
+                <w:b/>
+                <w:bCs/>
+              </w:rPr>
+              <w:t>20</w:t>
+            </w:r>
+          </w:p>
+        </w:tc>
+      </w:tr>
+      <w:tr>
+        <w:trPr>
+          <w:tblCellSpacing w:w="15" w:type="dxa"/>
+        </w:trPr>
+        <w:tc>
+          <w:tcPr>
+            <w:tcW w:w="0" w:type="auto"/>
+            <w:tcBorders>
+              <w:top w:val="single" w:sz="6" w:space="0" w:color="auto"/>
+              <w:left w:val="single" w:sz="6" w:space="0" w:color="auto"/>
+              <w:bottom w:val="single" w:sz="6" w:space="0" w:color="auto"/>
+              <w:right w:val="single" w:sz="6" w:space="0" w:color="auto"/>
+            </w:tcBorders>
+            <w:vAlign w:val="center"/>
+            <w:hideMark/>
+          </w:tcPr>
+          <w:p>
+            <w:r>
+              <w:t>2018-2022</w:t>
+            </w:r>
+          </w:p>
+        </w:tc>
+        <w:tc>
+          <w:tcPr>
+            <w:tcW w:w="0" w:type="auto"/>
+            <w:tcBorders>
+              <w:top w:val="single" w:sz="6" w:space="0" w:color="auto"/>
+              <w:left w:val="single" w:sz="6" w:space="0" w:color="auto"/>
+              <w:bottom w:val="single" w:sz="6" w:space="0" w:color="auto"/>
+              <w:right w:val="single" w:sz="6" w:space="0" w:color="auto"/>
+            </w:tcBorders>
+            <w:vAlign w:val="center"/>
+            <w:hideMark/>
+          </w:tcPr>
+          <w:p>
+            <w:r>
+              <w:t>2019-2023</w:t>
+            </w:r>
+          </w:p>
+        </w:tc>
+        <w:tc>
+          <w:tcPr>
+            <w:tcW w:w="0" w:type="auto"/>
+            <w:tcBorders>
+              <w:top w:val="single" w:sz="6" w:space="0" w:color="auto"/>
+              <w:left w:val="single" w:sz="6" w:space="0" w:color="auto"/>
+              <w:bottom w:val="single" w:sz="6" w:space="0" w:color="auto"/>
+              <w:right w:val="single" w:sz="6" w:space="0" w:color="auto"/>
+            </w:tcBorders>
+            <w:vAlign w:val="center"/>
+            <w:hideMark/>
+          </w:tcPr>
+          <w:p>
+            <w:r>
+              <w:t>2020-2024</w:t>
+            </w:r>
+          </w:p>
+        </w:tc>
+      </w:tr>
+    </w:tbl>
+    <w:p>
       <w:r>
         <w:rPr>
           <w:b/>
           <w:bCs/>
         </w:rPr>
-        <w:t>Niên khóa</w:t>
-      </w:r>
-      <w:r>
-        <w:t xml:space="preserve"> dựa vào Tên lớp và BẢNG 2.</w:t>
+        <w:t>BẢNG 3 (THỐNG KÊ)</w:t>
+      </w:r>
+    </w:p>
+    <w:tbl>
+      <w:tblPr>
+        <w:tblW w:w="0" w:type="auto"/>
+        <w:tblCellSpacing w:w="15" w:type="dxa"/>
+        <w:tblCellMar>
+          <w:top w:w="15" w:type="dxa"/>
+          <w:left w:w="15" w:type="dxa"/>
+          <w:bottom w:w="15" w:type="dxa"/>
+          <w:right w:w="15" w:type="dxa"/>
+        </w:tblCellMar>
+        <w:tblLook w:val="04A0" w:firstRow="1" w:lastRow="0" w:firstColumn="1" w:lastColumn="0" w:noHBand="0" w:noVBand="1"/>
+      </w:tblPr>
+      <w:tblGrid>
+        <w:gridCol w:w="3187"/>
+        <w:gridCol w:w="986"/>
+      </w:tblGrid>
+      <w:tr>
+        <w:trPr>
+          <w:tblHeader/>
+          <w:tblCellSpacing w:w="15" w:type="dxa"/>
+        </w:trPr>
+        <w:tc>
+          <w:tcPr>
+            <w:tcW w:w="0" w:type="auto"/>
+            <w:tcBorders>
+              <w:top w:val="single" w:sz="6" w:space="0" w:color="auto"/>
+              <w:left w:val="single" w:sz="6" w:space="0" w:color="auto"/>
+              <w:bottom w:val="single" w:sz="6" w:space="0" w:color="auto"/>
+              <w:right w:val="single" w:sz="6" w:space="0" w:color="auto"/>
+            </w:tcBorders>
+            <w:vAlign w:val="center"/>
+            <w:hideMark/>
+          </w:tcPr>
+          <w:p>
+            <w:r>
+              <w:rPr>
+                <w:b/>
+                <w:bCs/>
+              </w:rPr>
+              <w:t>Yêu cầu</w:t>
+            </w:r>
+          </w:p>
+        </w:tc>
+        <w:tc>
+          <w:tcPr>
+            <w:tcW w:w="0" w:type="auto"/>
+            <w:tcBorders>
+              <w:top w:val="single" w:sz="6" w:space="0" w:color="auto"/>
+              <w:left w:val="single" w:sz="6" w:space="0" w:color="auto"/>
+              <w:bottom w:val="single" w:sz="6" w:space="0" w:color="auto"/>
+              <w:right w:val="single" w:sz="6" w:space="0" w:color="auto"/>
+            </w:tcBorders>
+            <w:vAlign w:val="center"/>
+            <w:hideMark/>
+          </w:tcPr>
+          <w:p>
+            <w:r>
+              <w:rPr>
+                <w:b/>
+                <w:bCs/>
+              </w:rPr>
+              <w:t>Kết quả</w:t>
+            </w:r>
+          </w:p>
+        </w:tc>
+      </w:tr>
+      <w:tr>
+        <w:trPr>
+          <w:tblCellSpacing w:w="15" w:type="dxa"/>
+        </w:trPr>
+        <w:tc>
+          <w:tcPr>
+            <w:tcW w:w="0" w:type="auto"/>
+            <w:tcBorders>
+              <w:top w:val="single" w:sz="6" w:space="0" w:color="auto"/>
+              <w:left w:val="single" w:sz="6" w:space="0" w:color="auto"/>
+              <w:bottom w:val="single" w:sz="6" w:space="0" w:color="auto"/>
+              <w:right w:val="single" w:sz="6" w:space="0" w:color="auto"/>
+            </w:tcBorders>
+            <w:vAlign w:val="center"/>
+            <w:hideMark/>
+          </w:tcPr>
+          <w:p>
+            <w:r>
+              <w:t>Điểm TB cao nhất</w:t>
+            </w:r>
+          </w:p>
+        </w:tc>
+        <w:tc>
+          <w:tcPr>
+            <w:tcW w:w="0" w:type="auto"/>
+            <w:tcBorders>
+              <w:top w:val="single" w:sz="6" w:space="0" w:color="auto"/>
+              <w:left w:val="single" w:sz="6" w:space="0" w:color="auto"/>
+              <w:bottom w:val="single" w:sz="6" w:space="0" w:color="auto"/>
+              <w:right w:val="single" w:sz="6" w:space="0" w:color="auto"/>
+            </w:tcBorders>
+            <w:vAlign w:val="center"/>
+            <w:hideMark/>
+          </w:tcPr>
+          <w:p>
+            <w:r>
+              <w:t>?</w:t>
+            </w:r>
+          </w:p>
+        </w:tc>
+      </w:tr>
+      <w:tr>
+        <w:trPr>
+          <w:tblCellSpacing w:w="15" w:type="dxa"/>
+        </w:trPr>
+        <w:tc>
+          <w:tcPr>
+            <w:tcW w:w="0" w:type="auto"/>
+            <w:tcBorders>
+              <w:top w:val="single" w:sz="6" w:space="0" w:color="auto"/>
+              <w:left w:val="single" w:sz="6" w:space="0" w:color="auto"/>
+              <w:bottom w:val="single" w:sz="6" w:space="0" w:color="auto"/>
+              <w:right w:val="single" w:sz="6" w:space="0" w:color="auto"/>
+            </w:tcBorders>
+            <w:vAlign w:val="center"/>
+            <w:hideMark/>
+          </w:tcPr>
+          <w:p>
+            <w:r>
+              <w:t>Điểm TB thấp nhất</w:t>
+            </w:r>
+          </w:p>
+        </w:tc>
+        <w:tc>
+          <w:tcPr>
+            <w:tcW w:w="0" w:type="auto"/>
+            <w:tcBorders>
+              <w:top w:val="single" w:sz="6" w:space="0" w:color="auto"/>
+              <w:left w:val="single" w:sz="6" w:space="0" w:color="auto"/>
+              <w:bottom w:val="single" w:sz="6" w:space="0" w:color="auto"/>
+              <w:right w:val="single" w:sz="6" w:space="0" w:color="auto"/>
+            </w:tcBorders>
+            <w:vAlign w:val="center"/>
+            <w:hideMark/>
+          </w:tcPr>
+          <w:p>
+            <w:r>
+              <w:t>?</w:t>
+            </w:r>
+          </w:p>
+        </w:tc>
+      </w:tr>
+      <w:tr>
+        <w:trPr>
+          <w:tblCellSpacing w:w="15" w:type="dxa"/>
+        </w:trPr>
+        <w:tc>
+          <w:tcPr>
+            <w:tcW w:w="0" w:type="auto"/>
+            <w:tcBorders>
+              <w:top w:val="single" w:sz="6" w:space="0" w:color="auto"/>
+              <w:left w:val="single" w:sz="6" w:space="0" w:color="auto"/>
+              <w:bottom w:val="single" w:sz="6" w:space="0" w:color="auto"/>
+              <w:right w:val="single" w:sz="6" w:space="0" w:color="auto"/>
+            </w:tcBorders>
+            <w:vAlign w:val="center"/>
+            <w:hideMark/>
+          </w:tcPr>
+          <w:p>
+            <w:r>
+              <w:t>Số sinh viên có điểm thi &gt;= 5</w:t>
+            </w:r>
+          </w:p>
+        </w:tc>
+        <w:tc>
+          <w:tcPr>
+            <w:tcW w:w="0" w:type="auto"/>
+            <w:tcBorders>
+              <w:top w:val="single" w:sz="6" w:space="0" w:color="auto"/>
+              <w:left w:val="single" w:sz="6" w:space="0" w:color="auto"/>
+              <w:bottom w:val="single" w:sz="6" w:space="0" w:color="auto"/>
+              <w:right w:val="single" w:sz="6" w:space="0" w:color="auto"/>
+            </w:tcBorders>
+            <w:vAlign w:val="center"/>
+            <w:hideMark/>
+          </w:tcPr>
+          <w:p>
+            <w:r>
+              <w:t>?</w:t>
+            </w:r>
+          </w:p>
+        </w:tc>
+      </w:tr>
+    </w:tbl>
+    <w:p>
+      <w:r>
+        <w:t>Câu 3 (1.0đ): Hãy lập công thức điền thông tin cho cột Niên khóa dựa vào Tên lớp và BẢNG 2.</w:t>
+      </w:r>
+    </w:p>
+    <w:p>
+      <w:r>
+        <w:t>(Gợi ý: Dùng hàm MID để lấy ký tự số trong Tên lớp, hàm VALUE để chuyển thành số và HLOOKUP để tra bảng).</w:t>
       </w:r>
     </w:p>
     <w:p>
@@ -2916,56 +3250,106 @@
       <w:pPr>
         <w:numPr>
           <w:ilvl w:val="0"/>
-          <w:numId w:val="2"/>
+          <w:numId w:val="10"/>
         </w:numPr>
       </w:pPr>
       <w:r>
-        <w:t>Nếu Điểm TB &gt;= 9.0: Xuất sắc.</w:t>
+        <w:lastRenderedPageBreak/>
+        <w:t xml:space="preserve">Nếu Điểm TB &gt;= 9.0: </w:t>
+      </w:r>
+      <w:r>
+        <w:rPr>
+          <w:b/>
+          <w:bCs/>
+        </w:rPr>
+        <w:t>Xuất sắc</w:t>
+      </w:r>
+      <w:r>
+        <w:t>.</w:t>
       </w:r>
     </w:p>
     <w:p>
       <w:pPr>
         <w:numPr>
           <w:ilvl w:val="0"/>
-          <w:numId w:val="2"/>
+          <w:numId w:val="10"/>
         </w:numPr>
       </w:pPr>
       <w:r>
-        <w:t>Nếu Điểm TB &gt;= 8.0: Giỏi.</w:t>
+        <w:t xml:space="preserve">Nếu Điểm TB &gt;= 8.0: </w:t>
+      </w:r>
+      <w:r>
+        <w:rPr>
+          <w:b/>
+          <w:bCs/>
+        </w:rPr>
+        <w:t>Giỏi</w:t>
+      </w:r>
+      <w:r>
+        <w:t>.</w:t>
       </w:r>
     </w:p>
     <w:p>
       <w:pPr>
         <w:numPr>
           <w:ilvl w:val="0"/>
-          <w:numId w:val="2"/>
+          <w:numId w:val="10"/>
         </w:numPr>
       </w:pPr>
       <w:r>
-        <w:t>Nếu Điểm TB &gt;= 7.0: Khá.</w:t>
+        <w:t xml:space="preserve">Nếu Điểm TB &gt;= 7.0: </w:t>
+      </w:r>
+      <w:r>
+        <w:rPr>
+          <w:b/>
+          <w:bCs/>
+        </w:rPr>
+        <w:t>Khá</w:t>
+      </w:r>
+      <w:r>
+        <w:t>.</w:t>
       </w:r>
     </w:p>
     <w:p>
       <w:pPr>
         <w:numPr>
           <w:ilvl w:val="0"/>
-          <w:numId w:val="2"/>
+          <w:numId w:val="10"/>
         </w:numPr>
       </w:pPr>
       <w:r>
-        <w:lastRenderedPageBreak/>
-        <w:t>Nếu Điểm TB &gt;= 5.0: Trung bình.</w:t>
+        <w:t xml:space="preserve">Nếu Điểm TB &gt;= 5.0: </w:t>
+      </w:r>
+      <w:r>
+        <w:rPr>
+          <w:b/>
+          <w:bCs/>
+        </w:rPr>
+        <w:t>Trung bình</w:t>
+      </w:r>
+      <w:r>
+        <w:t>.</w:t>
       </w:r>
     </w:p>
     <w:p>
       <w:pPr>
         <w:numPr>
           <w:ilvl w:val="0"/>
-          <w:numId w:val="2"/>
+          <w:numId w:val="10"/>
         </w:numPr>
       </w:pPr>
       <w:r>
-        <w:t>Ngược lại: Yếu.</w:t>
+        <w:t xml:space="preserve">Ngược lại: </w:t>
+      </w:r>
+      <w:r>
+        <w:rPr>
+          <w:b/>
+          <w:bCs/>
+        </w:rPr>
+        <w:t>Yếu</w:t>
+      </w:r>
+      <w:r>
+        <w:t>.</w:t>
       </w:r>
     </w:p>
     <w:p>
@@ -2999,7 +3383,17 @@
         <w:t>tăng</w:t>
       </w:r>
       <w:r>
-        <w:t xml:space="preserve"> của cột Điểm TB.</w:t>
+        <w:t xml:space="preserve"> của cột </w:t>
+      </w:r>
+      <w:r>
+        <w:rPr>
+          <w:b/>
+          <w:bCs/>
+        </w:rPr>
+        <w:t>Điểm TB</w:t>
+      </w:r>
+      <w:r>
+        <w:t>.</w:t>
       </w:r>
     </w:p>
     <w:p>
@@ -3031,13 +3425,13 @@
         <w:t>niên khóa 19 trở về sau</w:t>
       </w:r>
       <w:r>
-        <w:t>.</w:t>
-      </w:r>
-    </w:p>
-    <w:p>
-      <w:r>
-        <w:pict w14:anchorId="38C85F19">
-          <v:rect id="_x0000_i1058" style="width:0;height:1.5pt" o:hralign="center" o:hrstd="t" o:hr="t" fillcolor="#a0a0a0" stroked="f"/>
+        <w:t xml:space="preserve"> (tức là 2019-2023 và 2020-2024).</w:t>
+      </w:r>
+    </w:p>
+    <w:p>
+      <w:r>
+        <w:pict w14:anchorId="1F72E0D4">
+          <v:rect id="_x0000_i1062" style="width:0;height:1.5pt" o:hralign="center" o:hrstd="t" o:hr="t" fillcolor="#a0a0a0" stroked="f"/>
         </w:pict>
       </w:r>
     </w:p>
@@ -3053,7 +3447,7 @@
           <w:b/>
           <w:bCs/>
         </w:rPr>
-        <w:t>CÂU 3: PHẦN POWERPOINT (2.5 ĐIỂM)</w:t>
+        <w:t>III. PHẦN MICROSOFT POWERPOINT (2.5 ĐIỂM)</w:t>
       </w:r>
     </w:p>
     <w:p>
@@ -3062,55 +3456,29 @@
           <w:b/>
           <w:bCs/>
         </w:rPr>
-        <w:t>1. Yêu cầu chung:</w:t>
-      </w:r>
-    </w:p>
-    <w:p>
-      <w:pPr>
-        <w:numPr>
-          <w:ilvl w:val="0"/>
-          <w:numId w:val="6"/>
-        </w:numPr>
-      </w:pPr>
-      <w:r>
-        <w:t>Tạo và lưu file theo cấu trúc: IDSV Họ và tên Lớp Mã đề.pptx.</w:t>
-      </w:r>
-    </w:p>
-    <w:p>
-      <w:pPr>
-        <w:numPr>
-          <w:ilvl w:val="0"/>
-          <w:numId w:val="6"/>
-        </w:numPr>
-      </w:pPr>
-      <w:r>
-        <w:t xml:space="preserve">Thiết kế file trình chiếu gồm </w:t>
-      </w:r>
+        <w:t>Câu 1 (0.25đ):</w:t>
+      </w:r>
+      <w:r>
+        <w:t xml:space="preserve"> Tạo và lưu file theo cấu trúc: IDSV Họ và tên Lớp Mã đề.pptx.</w:t>
+      </w:r>
+    </w:p>
+    <w:p>
       <w:r>
         <w:rPr>
           <w:b/>
           <w:bCs/>
         </w:rPr>
-        <w:t>6 slide</w:t>
-      </w:r>
-      <w:r>
-        <w:t>: nhập dữ liệu, định dạng và trang trí các slide như bên dưới.</w:t>
-      </w:r>
-    </w:p>
-    <w:p>
-      <w:r>
-        <w:rPr>
-          <w:b/>
-          <w:bCs/>
-        </w:rPr>
-        <w:t>2. Nội dung chi tiết từng Slide:</w:t>
+        <w:t>Câu 2 (1.0đ):</w:t>
+      </w:r>
+      <w:r>
+        <w:t xml:space="preserve"> Thiết kế file trình chiếu gồm 6 slide, nhập dữ liệu, định dạng và trang trí như sau:</w:t>
       </w:r>
     </w:p>
     <w:p>
       <w:pPr>
         <w:numPr>
           <w:ilvl w:val="0"/>
-          <w:numId w:val="7"/>
+          <w:numId w:val="11"/>
         </w:numPr>
       </w:pPr>
       <w:r>
@@ -3120,37 +3488,32 @@
         </w:rPr>
         <w:t>Slide 1:</w:t>
       </w:r>
-      <w:r>
-        <w:t xml:space="preserve"> </w:t>
-      </w:r>
-    </w:p>
-    <w:p>
-      <w:r>
-        <w:rPr>
-          <w:b/>
-          <w:bCs/>
-        </w:rPr>
+    </w:p>
+    <w:p>
+      <w:r>
         <w:t>BÀI THI</w:t>
       </w:r>
-      <w:r>
-        <w:t xml:space="preserve"> </w:t>
-      </w:r>
-      <w:r>
-        <w:rPr>
-          <w:b/>
-          <w:bCs/>
-        </w:rPr>
+    </w:p>
+    <w:p>
+      <w:r>
         <w:t>CHUẨN ĐẦU RA TIN HỌC</w:t>
       </w:r>
-      <w:r>
-        <w:t xml:space="preserve"> Họ và tên thí sinh: Nhập đầy đủ họ tên Ngày thi: Nhập ngày tháng năm</w:t>
+    </w:p>
+    <w:p>
+      <w:r>
+        <w:t>Họ và tên thí sinh: Nhập đầy đủ họ tên</w:t>
+      </w:r>
+    </w:p>
+    <w:p>
+      <w:r>
+        <w:t>Ngày thi: Nhập ngày tháng năm</w:t>
       </w:r>
     </w:p>
     <w:p>
       <w:pPr>
         <w:numPr>
           <w:ilvl w:val="0"/>
-          <w:numId w:val="7"/>
+          <w:numId w:val="11"/>
         </w:numPr>
       </w:pPr>
       <w:r>
@@ -3160,9 +3523,6 @@
         </w:rPr>
         <w:t>Slide 2:</w:t>
       </w:r>
-      <w:r>
-        <w:t xml:space="preserve"> </w:t>
-      </w:r>
     </w:p>
     <w:p>
       <w:r>
@@ -3177,7 +3537,7 @@
       <w:pPr>
         <w:numPr>
           <w:ilvl w:val="1"/>
-          <w:numId w:val="7"/>
+          <w:numId w:val="11"/>
         </w:numPr>
       </w:pPr>
       <w:r>
@@ -3188,7 +3548,7 @@
       <w:pPr>
         <w:numPr>
           <w:ilvl w:val="1"/>
-          <w:numId w:val="7"/>
+          <w:numId w:val="11"/>
         </w:numPr>
       </w:pPr>
       <w:r>
@@ -3199,7 +3559,7 @@
       <w:pPr>
         <w:numPr>
           <w:ilvl w:val="1"/>
-          <w:numId w:val="7"/>
+          <w:numId w:val="11"/>
         </w:numPr>
       </w:pPr>
       <w:r>
@@ -3210,7 +3570,7 @@
       <w:pPr>
         <w:numPr>
           <w:ilvl w:val="1"/>
-          <w:numId w:val="7"/>
+          <w:numId w:val="11"/>
         </w:numPr>
       </w:pPr>
       <w:r>
@@ -3221,7 +3581,7 @@
       <w:pPr>
         <w:numPr>
           <w:ilvl w:val="0"/>
-          <w:numId w:val="7"/>
+          <w:numId w:val="11"/>
         </w:numPr>
       </w:pPr>
       <w:r>
@@ -3231,9 +3591,6 @@
         </w:rPr>
         <w:t>Slide 3:</w:t>
       </w:r>
-      <w:r>
-        <w:t xml:space="preserve"> </w:t>
-      </w:r>
     </w:p>
     <w:p>
       <w:r>
@@ -3248,7 +3605,7 @@
       <w:pPr>
         <w:numPr>
           <w:ilvl w:val="1"/>
-          <w:numId w:val="7"/>
+          <w:numId w:val="11"/>
         </w:numPr>
       </w:pPr>
       <w:r>
@@ -3259,7 +3616,7 @@
       <w:pPr>
         <w:numPr>
           <w:ilvl w:val="1"/>
-          <w:numId w:val="7"/>
+          <w:numId w:val="11"/>
         </w:numPr>
       </w:pPr>
       <w:r>
@@ -3270,18 +3627,24 @@
       <w:pPr>
         <w:numPr>
           <w:ilvl w:val="1"/>
-          <w:numId w:val="7"/>
+          <w:numId w:val="11"/>
         </w:numPr>
       </w:pPr>
       <w:r>
+        <w:lastRenderedPageBreak/>
         <w:t>Phần Powerpoint</w:t>
+      </w:r>
+    </w:p>
+    <w:p>
+      <w:r>
+        <w:t>(Lưu ý: Slide này nên dùng SmartArt/Diagram)</w:t>
       </w:r>
     </w:p>
     <w:p>
       <w:pPr>
         <w:numPr>
           <w:ilvl w:val="0"/>
-          <w:numId w:val="7"/>
+          <w:numId w:val="11"/>
         </w:numPr>
       </w:pPr>
       <w:r>
@@ -3291,9 +3654,6 @@
         </w:rPr>
         <w:t>Slide 4:</w:t>
       </w:r>
-      <w:r>
-        <w:t xml:space="preserve"> </w:t>
-      </w:r>
     </w:p>
     <w:p>
       <w:r>
@@ -3308,7 +3668,7 @@
       <w:pPr>
         <w:numPr>
           <w:ilvl w:val="1"/>
-          <w:numId w:val="7"/>
+          <w:numId w:val="11"/>
         </w:numPr>
       </w:pPr>
       <w:r>
@@ -3319,11 +3679,10 @@
       <w:pPr>
         <w:numPr>
           <w:ilvl w:val="1"/>
-          <w:numId w:val="7"/>
+          <w:numId w:val="11"/>
         </w:numPr>
       </w:pPr>
       <w:r>
-        <w:lastRenderedPageBreak/>
         <w:t>Thiết lập khổ giấy, hướng giấy, canh lề</w:t>
       </w:r>
     </w:p>
@@ -3331,7 +3690,7 @@
       <w:pPr>
         <w:numPr>
           <w:ilvl w:val="1"/>
-          <w:numId w:val="7"/>
+          <w:numId w:val="11"/>
         </w:numPr>
       </w:pPr>
       <w:r>
@@ -3342,7 +3701,7 @@
       <w:pPr>
         <w:numPr>
           <w:ilvl w:val="0"/>
-          <w:numId w:val="7"/>
+          <w:numId w:val="11"/>
         </w:numPr>
       </w:pPr>
       <w:r>
@@ -3352,9 +3711,6 @@
         </w:rPr>
         <w:t>Slide 5:</w:t>
       </w:r>
-      <w:r>
-        <w:t xml:space="preserve"> </w:t>
-      </w:r>
     </w:p>
     <w:p>
       <w:r>
@@ -3369,7 +3725,7 @@
       <w:pPr>
         <w:numPr>
           <w:ilvl w:val="1"/>
-          <w:numId w:val="7"/>
+          <w:numId w:val="11"/>
         </w:numPr>
       </w:pPr>
       <w:r>
@@ -3380,7 +3736,7 @@
       <w:pPr>
         <w:numPr>
           <w:ilvl w:val="1"/>
-          <w:numId w:val="7"/>
+          <w:numId w:val="11"/>
         </w:numPr>
       </w:pPr>
       <w:r>
@@ -3391,7 +3747,7 @@
       <w:pPr>
         <w:numPr>
           <w:ilvl w:val="1"/>
-          <w:numId w:val="7"/>
+          <w:numId w:val="11"/>
         </w:numPr>
       </w:pPr>
       <w:r>
@@ -3402,7 +3758,7 @@
       <w:pPr>
         <w:numPr>
           <w:ilvl w:val="1"/>
-          <w:numId w:val="7"/>
+          <w:numId w:val="11"/>
         </w:numPr>
       </w:pPr>
       <w:r>
@@ -3413,7 +3769,7 @@
       <w:pPr>
         <w:numPr>
           <w:ilvl w:val="1"/>
-          <w:numId w:val="7"/>
+          <w:numId w:val="11"/>
         </w:numPr>
       </w:pPr>
       <w:r>
@@ -3424,7 +3780,7 @@
       <w:pPr>
         <w:numPr>
           <w:ilvl w:val="0"/>
-          <w:numId w:val="7"/>
+          <w:numId w:val="11"/>
         </w:numPr>
       </w:pPr>
       <w:r>
@@ -3434,9 +3790,6 @@
         </w:rPr>
         <w:t>Slide 6:</w:t>
       </w:r>
-      <w:r>
-        <w:t xml:space="preserve"> </w:t>
-      </w:r>
     </w:p>
     <w:p>
       <w:r>
@@ -3451,7 +3804,7 @@
       <w:pPr>
         <w:numPr>
           <w:ilvl w:val="1"/>
-          <w:numId w:val="7"/>
+          <w:numId w:val="11"/>
         </w:numPr>
       </w:pPr>
       <w:r>
@@ -3462,7 +3815,7 @@
       <w:pPr>
         <w:numPr>
           <w:ilvl w:val="1"/>
-          <w:numId w:val="7"/>
+          <w:numId w:val="11"/>
         </w:numPr>
       </w:pPr>
       <w:r>
@@ -3473,7 +3826,7 @@
       <w:pPr>
         <w:numPr>
           <w:ilvl w:val="1"/>
-          <w:numId w:val="7"/>
+          <w:numId w:val="11"/>
         </w:numPr>
       </w:pPr>
       <w:r>
@@ -3481,68 +3834,52 @@
       </w:r>
     </w:p>
     <w:p>
-      <w:r>
-        <w:t xml:space="preserve">3. Yêu cầu kỹ thuật (1.25 điểm): </w:t>
-      </w:r>
-    </w:p>
-    <w:p>
-      <w:pPr>
-        <w:numPr>
-          <w:ilvl w:val="0"/>
-          <w:numId w:val="8"/>
-        </w:numPr>
-      </w:pPr>
-      <w:r>
-        <w:t>Tạo hiệu ứng cho đối tượng hợp lý; tạo hiệu ứng chuyển tiếp.</w:t>
-      </w:r>
-    </w:p>
-    <w:p>
-      <w:pPr>
-        <w:numPr>
-          <w:ilvl w:val="0"/>
-          <w:numId w:val="8"/>
-        </w:numPr>
-      </w:pPr>
-      <w:r>
-        <w:t xml:space="preserve">Tạo liên kết (liên kết các nội dung tương ứng trong </w:t>
-      </w:r>
       <w:r>
         <w:rPr>
           <w:b/>
           <w:bCs/>
         </w:rPr>
-        <w:t>Slide 3</w:t>
-      </w:r>
-      <w:r>
-        <w:t xml:space="preserve"> đến </w:t>
-      </w:r>
-      <w:r>
-        <w:rPr>
-          <w:b/>
-          <w:bCs/>
-        </w:rPr>
-        <w:t>Slide 4, 5, 6</w:t>
-      </w:r>
-      <w:r>
-        <w:t>).</w:t>
+        <w:t>Câu 3 (1.25đ):</w:t>
       </w:r>
     </w:p>
     <w:p>
       <w:pPr>
         <w:numPr>
           <w:ilvl w:val="0"/>
-          <w:numId w:val="8"/>
+          <w:numId w:val="12"/>
         </w:numPr>
       </w:pPr>
       <w:r>
-        <w:t>Tạo Header &amp; Footer chứa các thông tin như: Họ tên sinh viên, ngày/tháng/năm, số trang.</w:t>
+        <w:t>Tạo hiệu ứng cho đối tượng hợp lý, hiệu ứng chuyển tiếp slide.</w:t>
       </w:r>
     </w:p>
     <w:p>
       <w:pPr>
         <w:numPr>
           <w:ilvl w:val="0"/>
-          <w:numId w:val="8"/>
+          <w:numId w:val="12"/>
+        </w:numPr>
+      </w:pPr>
+      <w:r>
+        <w:t>Tạo liên kết: Từ nội dung ở Slide 3 liên kết đến Slide 4, 5, 6 tương ứng.</w:t>
+      </w:r>
+    </w:p>
+    <w:p>
+      <w:pPr>
+        <w:numPr>
+          <w:ilvl w:val="0"/>
+          <w:numId w:val="12"/>
+        </w:numPr>
+      </w:pPr>
+      <w:r>
+        <w:t>Tạo Header &amp; Footer: Họ tên sinh viên, ngày/tháng/năm, số trang.</w:t>
+      </w:r>
+    </w:p>
+    <w:p>
+      <w:pPr>
+        <w:numPr>
+          <w:ilvl w:val="0"/>
+          <w:numId w:val="12"/>
         </w:numPr>
       </w:pPr>
       <w:r>
@@ -3557,224 +3894,6 @@
       </w:r>
       <w:r>
         <w:t>).</w:t>
-      </w:r>
-    </w:p>
-    <w:p/>
-    <w:p>
-      <w:r>
-        <w:pict w14:anchorId="79F51C84">
-          <v:rect id="_x0000_i1059" style="width:0;height:1.5pt" o:hralign="center" o:hrstd="t" o:hr="t" fillcolor="#a0a0a0" stroked="f"/>
-        </w:pict>
-      </w:r>
-    </w:p>
-    <w:p>
-      <w:pPr>
-        <w:rPr>
-          <w:b/>
-          <w:bCs/>
-        </w:rPr>
-      </w:pPr>
-      <w:r>
-        <w:rPr>
-          <w:b/>
-          <w:bCs/>
-        </w:rPr>
-        <w:t>PHẦN 3: ĐÁP ÁN GỢI Ý (TÓM TẮT)</w:t>
-      </w:r>
-    </w:p>
-    <w:p>
-      <w:pPr>
-        <w:numPr>
-          <w:ilvl w:val="0"/>
-          <w:numId w:val="5"/>
-        </w:numPr>
-      </w:pPr>
-      <w:r>
-        <w:rPr>
-          <w:b/>
-          <w:bCs/>
-        </w:rPr>
-        <w:t>Word:</w:t>
-      </w:r>
-    </w:p>
-    <w:p>
-      <w:pPr>
-        <w:numPr>
-          <w:ilvl w:val="1"/>
-          <w:numId w:val="5"/>
-        </w:numPr>
-      </w:pPr>
-      <w:r>
-        <w:t>Lưu tên file đúng. Khổ giấy A4, lề chuẩn (2-2-3-2). Font Times New Roman 13.</w:t>
-      </w:r>
-    </w:p>
-    <w:p>
-      <w:pPr>
-        <w:numPr>
-          <w:ilvl w:val="1"/>
-          <w:numId w:val="5"/>
-        </w:numPr>
-      </w:pPr>
-      <w:r>
-        <w:t>Bảng biểu: Convert table to text đúng.</w:t>
-      </w:r>
-    </w:p>
-    <w:p>
-      <w:pPr>
-        <w:numPr>
-          <w:ilvl w:val="1"/>
-          <w:numId w:val="5"/>
-        </w:numPr>
-      </w:pPr>
-      <w:r>
-        <w:t>Định dạng văn bản: DropCap (2 dòng), chia cột (có Line between), Tab leader.</w:t>
-      </w:r>
-    </w:p>
-    <w:p>
-      <w:pPr>
-        <w:numPr>
-          <w:ilvl w:val="1"/>
-          <w:numId w:val="5"/>
-        </w:numPr>
-      </w:pPr>
-      <w:r>
-        <w:lastRenderedPageBreak/>
-        <w:t>Mục lục tự động (References). Header/Footer chân trang.</w:t>
-      </w:r>
-    </w:p>
-    <w:p>
-      <w:pPr>
-        <w:numPr>
-          <w:ilvl w:val="0"/>
-          <w:numId w:val="5"/>
-        </w:numPr>
-      </w:pPr>
-      <w:r>
-        <w:rPr>
-          <w:b/>
-          <w:bCs/>
-        </w:rPr>
-        <w:t>Excel:</w:t>
-      </w:r>
-    </w:p>
-    <w:p>
-      <w:pPr>
-        <w:numPr>
-          <w:ilvl w:val="1"/>
-          <w:numId w:val="5"/>
-        </w:numPr>
-      </w:pPr>
-      <w:r>
-        <w:rPr>
-          <w:b/>
-          <w:bCs/>
-        </w:rPr>
-        <w:t>Niên khóa:</w:t>
-      </w:r>
-      <w:r>
-        <w:t xml:space="preserve"> =HLOOKUP(VALUE(MID(Tên_Lớp, 3, 2)), Bảng_2, 2, 0).</w:t>
-      </w:r>
-    </w:p>
-    <w:p>
-      <w:pPr>
-        <w:numPr>
-          <w:ilvl w:val="1"/>
-          <w:numId w:val="5"/>
-        </w:numPr>
-      </w:pPr>
-      <w:r>
-        <w:rPr>
-          <w:b/>
-          <w:bCs/>
-        </w:rPr>
-        <w:t>Xếp loại:</w:t>
-      </w:r>
-      <w:r>
-        <w:t xml:space="preserve"> Dùng hàm IF lồng nhau (4 vòng IF).</w:t>
-      </w:r>
-    </w:p>
-    <w:p>
-      <w:pPr>
-        <w:numPr>
-          <w:ilvl w:val="1"/>
-          <w:numId w:val="5"/>
-        </w:numPr>
-      </w:pPr>
-      <w:r>
-        <w:rPr>
-          <w:b/>
-          <w:bCs/>
-        </w:rPr>
-        <w:t>Thống kê:</w:t>
-      </w:r>
-      <w:r>
-        <w:t xml:space="preserve"> Dùng MAX, MIN, COUNTIF.</w:t>
-      </w:r>
-    </w:p>
-    <w:p>
-      <w:pPr>
-        <w:numPr>
-          <w:ilvl w:val="1"/>
-          <w:numId w:val="5"/>
-        </w:numPr>
-      </w:pPr>
-      <w:r>
-        <w:rPr>
-          <w:b/>
-          <w:bCs/>
-        </w:rPr>
-        <w:t>Lọc:</w:t>
-      </w:r>
-      <w:r>
-        <w:t xml:space="preserve"> Filter điều kiện Điểm TB &gt;= 5 và Niên khóa (chọn 2019-2023, 2020-2024).</w:t>
-      </w:r>
-    </w:p>
-    <w:p>
-      <w:pPr>
-        <w:numPr>
-          <w:ilvl w:val="0"/>
-          <w:numId w:val="5"/>
-        </w:numPr>
-      </w:pPr>
-      <w:r>
-        <w:rPr>
-          <w:b/>
-          <w:bCs/>
-        </w:rPr>
-        <w:t>Powerpoint:</w:t>
-      </w:r>
-    </w:p>
-    <w:p>
-      <w:pPr>
-        <w:numPr>
-          <w:ilvl w:val="1"/>
-          <w:numId w:val="5"/>
-        </w:numPr>
-      </w:pPr>
-      <w:r>
-        <w:t>Đủ 6 slide. Có SmartArt/Diagram.</w:t>
-      </w:r>
-    </w:p>
-    <w:p>
-      <w:pPr>
-        <w:numPr>
-          <w:ilvl w:val="1"/>
-          <w:numId w:val="5"/>
-        </w:numPr>
-      </w:pPr>
-      <w:r>
-        <w:t>Hyperlink chính xác.</w:t>
-      </w:r>
-    </w:p>
-    <w:p>
-      <w:pPr>
-        <w:numPr>
-          <w:ilvl w:val="1"/>
-          <w:numId w:val="5"/>
-        </w:numPr>
-      </w:pPr>
-      <w:r>
-        <w:t>Loop continuously until 'Esc'.</w:t>
       </w:r>
     </w:p>
     <w:p/>
@@ -3791,6 +3910,155 @@
 <file path=word/numbering.xml><?xml version="1.0" encoding="utf-8"?>
 <w:numbering xmlns:wpc="http://schemas.microsoft.com/office/word/2010/wordprocessingCanvas" xmlns:cx="http://schemas.microsoft.com/office/drawing/2014/chartex" xmlns:cx1="http://schemas.microsoft.com/office/drawing/2015/9/8/chartex" xmlns:cx2="http://schemas.microsoft.com/office/drawing/2015/10/21/chartex" xmlns:cx3="http://schemas.microsoft.com/office/drawing/2016/5/9/chartex" xmlns:cx4="http://schemas.microsoft.com/office/drawing/2016/5/10/chartex" xmlns:cx5="http://schemas.microsoft.com/office/drawing/2016/5/11/chartex" xmlns:cx6="http://schemas.microsoft.com/office/drawing/2016/5/12/chartex" xmlns:cx7="http://schemas.microsoft.com/office/drawing/2016/5/13/chartex" xmlns:cx8="http://schemas.microsoft.com/office/drawing/2016/5/14/chartex" xmlns:mc="http://schemas.openxmlformats.org/markup-compatibility/2006" xmlns:aink="http://schemas.microsoft.com/office/drawing/2016/ink" xmlns:am3d="http://schemas.microsoft.com/office/drawing/2017/model3d" xmlns:o="urn:schemas-microsoft-com:office:office" xmlns:oel="http://schemas.microsoft.com/office/2019/extlst" xmlns:r="http://schemas.openxmlformats.org/officeDocument/2006/relationships" xmlns:m="http://schemas.openxmlformats.org/officeDocument/2006/math" xmlns:v="urn:schemas-microsoft-com:vml" xmlns:wp14="http://schemas.microsoft.com/office/word/2010/wordprocessingDrawing" xmlns:wp="http://schemas.openxmlformats.org/drawingml/2006/wordprocessingDrawing" xmlns:w10="urn:schemas-microsoft-com:office:word" xmlns:w="http://schemas.openxmlformats.org/wordprocessingml/2006/main" xmlns:w14="http://schemas.microsoft.com/office/word/2010/wordml" xmlns:w15="http://schemas.microsoft.com/office/word/2012/wordml" xmlns:w16cex="http://schemas.microsoft.com/office/word/2018/wordml/cex" xmlns:w16cid="http://schemas.microsoft.com/office/word/2016/wordml/cid" xmlns:w16="http://schemas.microsoft.com/office/word/2018/wordml" xmlns:w16du="http://schemas.microsoft.com/office/word/2023/wordml/word16du" xmlns:w16sdtdh="http://schemas.microsoft.com/office/word/2020/wordml/sdtdatahash" xmlns:w16sdtfl="http://schemas.microsoft.com/office/word/2024/wordml/sdtformatlock" xmlns:w16se="http://schemas.microsoft.com/office/word/2015/wordml/symex" xmlns:wpg="http://schemas.microsoft.com/office/word/2010/wordprocessingGroup" xmlns:wpi="http://schemas.microsoft.com/office/word/2010/wordprocessingInk" xmlns:wne="http://schemas.microsoft.com/office/word/2006/wordml" xmlns:wps="http://schemas.microsoft.com/office/word/2010/wordprocessingShape" mc:Ignorable="w14 w15 w16se w16cid w16 w16cex w16sdtdh w16sdtfl w16du wp14">
   <w:abstractNum w:abstractNumId="0" w15:restartNumberingAfterBreak="0">
+    <w:nsid w:val="04567B60"/>
+    <w:multiLevelType w:val="multilevel"/>
+    <w:tmpl w:val="A8C6554C"/>
+    <w:lvl w:ilvl="0">
+      <w:start w:val="1"/>
+      <w:numFmt w:val="bullet"/>
+      <w:lvlText w:val=""/>
+      <w:lvlJc w:val="left"/>
+      <w:pPr>
+        <w:tabs>
+          <w:tab w:val="num" w:pos="720"/>
+        </w:tabs>
+        <w:ind w:left="720" w:hanging="360"/>
+      </w:pPr>
+      <w:rPr>
+        <w:rFonts w:ascii="Symbol" w:hAnsi="Symbol" w:hint="default"/>
+        <w:sz w:val="20"/>
+      </w:rPr>
+    </w:lvl>
+    <w:lvl w:ilvl="1">
+      <w:start w:val="1"/>
+      <w:numFmt w:val="bullet"/>
+      <w:lvlText w:val="o"/>
+      <w:lvlJc w:val="left"/>
+      <w:pPr>
+        <w:tabs>
+          <w:tab w:val="num" w:pos="1440"/>
+        </w:tabs>
+        <w:ind w:left="1440" w:hanging="360"/>
+      </w:pPr>
+      <w:rPr>
+        <w:rFonts w:ascii="Courier New" w:hAnsi="Courier New" w:hint="default"/>
+        <w:sz w:val="20"/>
+      </w:rPr>
+    </w:lvl>
+    <w:lvl w:ilvl="2" w:tentative="1">
+      <w:start w:val="1"/>
+      <w:numFmt w:val="bullet"/>
+      <w:lvlText w:val=""/>
+      <w:lvlJc w:val="left"/>
+      <w:pPr>
+        <w:tabs>
+          <w:tab w:val="num" w:pos="2160"/>
+        </w:tabs>
+        <w:ind w:left="2160" w:hanging="360"/>
+      </w:pPr>
+      <w:rPr>
+        <w:rFonts w:ascii="Wingdings" w:hAnsi="Wingdings" w:hint="default"/>
+        <w:sz w:val="20"/>
+      </w:rPr>
+    </w:lvl>
+    <w:lvl w:ilvl="3" w:tentative="1">
+      <w:start w:val="1"/>
+      <w:numFmt w:val="bullet"/>
+      <w:lvlText w:val=""/>
+      <w:lvlJc w:val="left"/>
+      <w:pPr>
+        <w:tabs>
+          <w:tab w:val="num" w:pos="2880"/>
+        </w:tabs>
+        <w:ind w:left="2880" w:hanging="360"/>
+      </w:pPr>
+      <w:rPr>
+        <w:rFonts w:ascii="Wingdings" w:hAnsi="Wingdings" w:hint="default"/>
+        <w:sz w:val="20"/>
+      </w:rPr>
+    </w:lvl>
+    <w:lvl w:ilvl="4" w:tentative="1">
+      <w:start w:val="1"/>
+      <w:numFmt w:val="bullet"/>
+      <w:lvlText w:val=""/>
+      <w:lvlJc w:val="left"/>
+      <w:pPr>
+        <w:tabs>
+          <w:tab w:val="num" w:pos="3600"/>
+        </w:tabs>
+        <w:ind w:left="3600" w:hanging="360"/>
+      </w:pPr>
+      <w:rPr>
+        <w:rFonts w:ascii="Wingdings" w:hAnsi="Wingdings" w:hint="default"/>
+        <w:sz w:val="20"/>
+      </w:rPr>
+    </w:lvl>
+    <w:lvl w:ilvl="5" w:tentative="1">
+      <w:start w:val="1"/>
+      <w:numFmt w:val="bullet"/>
+      <w:lvlText w:val=""/>
+      <w:lvlJc w:val="left"/>
+      <w:pPr>
+        <w:tabs>
+          <w:tab w:val="num" w:pos="4320"/>
+        </w:tabs>
+        <w:ind w:left="4320" w:hanging="360"/>
+      </w:pPr>
+      <w:rPr>
+        <w:rFonts w:ascii="Wingdings" w:hAnsi="Wingdings" w:hint="default"/>
+        <w:sz w:val="20"/>
+      </w:rPr>
+    </w:lvl>
+    <w:lvl w:ilvl="6" w:tentative="1">
+      <w:start w:val="1"/>
+      <w:numFmt w:val="bullet"/>
+      <w:lvlText w:val=""/>
+      <w:lvlJc w:val="left"/>
+      <w:pPr>
+        <w:tabs>
+          <w:tab w:val="num" w:pos="5040"/>
+        </w:tabs>
+        <w:ind w:left="5040" w:hanging="360"/>
+      </w:pPr>
+      <w:rPr>
+        <w:rFonts w:ascii="Wingdings" w:hAnsi="Wingdings" w:hint="default"/>
+        <w:sz w:val="20"/>
+      </w:rPr>
+    </w:lvl>
+    <w:lvl w:ilvl="7" w:tentative="1">
+      <w:start w:val="1"/>
+      <w:numFmt w:val="bullet"/>
+      <w:lvlText w:val=""/>
+      <w:lvlJc w:val="left"/>
+      <w:pPr>
+        <w:tabs>
+          <w:tab w:val="num" w:pos="5760"/>
+        </w:tabs>
+        <w:ind w:left="5760" w:hanging="360"/>
+      </w:pPr>
+      <w:rPr>
+        <w:rFonts w:ascii="Wingdings" w:hAnsi="Wingdings" w:hint="default"/>
+        <w:sz w:val="20"/>
+      </w:rPr>
+    </w:lvl>
+    <w:lvl w:ilvl="8" w:tentative="1">
+      <w:start w:val="1"/>
+      <w:numFmt w:val="bullet"/>
+      <w:lvlText w:val=""/>
+      <w:lvlJc w:val="left"/>
+      <w:pPr>
+        <w:tabs>
+          <w:tab w:val="num" w:pos="6480"/>
+        </w:tabs>
+        <w:ind w:left="6480" w:hanging="360"/>
+      </w:pPr>
+      <w:rPr>
+        <w:rFonts w:ascii="Wingdings" w:hAnsi="Wingdings" w:hint="default"/>
+        <w:sz w:val="20"/>
+      </w:rPr>
+    </w:lvl>
+  </w:abstractNum>
+  <w:abstractNum w:abstractNumId="1" w15:restartNumberingAfterBreak="0">
     <w:nsid w:val="178B528F"/>
     <w:multiLevelType w:val="multilevel"/>
     <w:tmpl w:val="D9CE57B8"/>
@@ -3939,7 +4207,7 @@
       </w:rPr>
     </w:lvl>
   </w:abstractNum>
-  <w:abstractNum w:abstractNumId="1" w15:restartNumberingAfterBreak="0">
+  <w:abstractNum w:abstractNumId="2" w15:restartNumberingAfterBreak="0">
     <w:nsid w:val="1C5F1F73"/>
     <w:multiLevelType w:val="multilevel"/>
     <w:tmpl w:val="499C4AD4"/>
@@ -4088,7 +4356,7 @@
       </w:rPr>
     </w:lvl>
   </w:abstractNum>
-  <w:abstractNum w:abstractNumId="2" w15:restartNumberingAfterBreak="0">
+  <w:abstractNum w:abstractNumId="3" w15:restartNumberingAfterBreak="0">
     <w:nsid w:val="1F2207C0"/>
     <w:multiLevelType w:val="multilevel"/>
     <w:tmpl w:val="1F5C6738"/>
@@ -4237,7 +4505,7 @@
       </w:rPr>
     </w:lvl>
   </w:abstractNum>
-  <w:abstractNum w:abstractNumId="3" w15:restartNumberingAfterBreak="0">
+  <w:abstractNum w:abstractNumId="4" w15:restartNumberingAfterBreak="0">
     <w:nsid w:val="2F4227BA"/>
     <w:multiLevelType w:val="multilevel"/>
     <w:tmpl w:val="87E85952"/>
@@ -4386,7 +4654,7 @@
       </w:rPr>
     </w:lvl>
   </w:abstractNum>
-  <w:abstractNum w:abstractNumId="4" w15:restartNumberingAfterBreak="0">
+  <w:abstractNum w:abstractNumId="5" w15:restartNumberingAfterBreak="0">
     <w:nsid w:val="30AF6561"/>
     <w:multiLevelType w:val="multilevel"/>
     <w:tmpl w:val="F4DAD964"/>
@@ -4535,7 +4803,454 @@
       </w:rPr>
     </w:lvl>
   </w:abstractNum>
-  <w:abstractNum w:abstractNumId="5" w15:restartNumberingAfterBreak="0">
+  <w:abstractNum w:abstractNumId="6" w15:restartNumberingAfterBreak="0">
+    <w:nsid w:val="38CA6493"/>
+    <w:multiLevelType w:val="multilevel"/>
+    <w:tmpl w:val="2DF451CC"/>
+    <w:lvl w:ilvl="0">
+      <w:start w:val="1"/>
+      <w:numFmt w:val="bullet"/>
+      <w:lvlText w:val=""/>
+      <w:lvlJc w:val="left"/>
+      <w:pPr>
+        <w:tabs>
+          <w:tab w:val="num" w:pos="720"/>
+        </w:tabs>
+        <w:ind w:left="720" w:hanging="360"/>
+      </w:pPr>
+      <w:rPr>
+        <w:rFonts w:ascii="Symbol" w:hAnsi="Symbol" w:hint="default"/>
+        <w:sz w:val="20"/>
+      </w:rPr>
+    </w:lvl>
+    <w:lvl w:ilvl="1" w:tentative="1">
+      <w:start w:val="1"/>
+      <w:numFmt w:val="bullet"/>
+      <w:lvlText w:val="o"/>
+      <w:lvlJc w:val="left"/>
+      <w:pPr>
+        <w:tabs>
+          <w:tab w:val="num" w:pos="1440"/>
+        </w:tabs>
+        <w:ind w:left="1440" w:hanging="360"/>
+      </w:pPr>
+      <w:rPr>
+        <w:rFonts w:ascii="Courier New" w:hAnsi="Courier New" w:hint="default"/>
+        <w:sz w:val="20"/>
+      </w:rPr>
+    </w:lvl>
+    <w:lvl w:ilvl="2" w:tentative="1">
+      <w:start w:val="1"/>
+      <w:numFmt w:val="bullet"/>
+      <w:lvlText w:val=""/>
+      <w:lvlJc w:val="left"/>
+      <w:pPr>
+        <w:tabs>
+          <w:tab w:val="num" w:pos="2160"/>
+        </w:tabs>
+        <w:ind w:left="2160" w:hanging="360"/>
+      </w:pPr>
+      <w:rPr>
+        <w:rFonts w:ascii="Wingdings" w:hAnsi="Wingdings" w:hint="default"/>
+        <w:sz w:val="20"/>
+      </w:rPr>
+    </w:lvl>
+    <w:lvl w:ilvl="3" w:tentative="1">
+      <w:start w:val="1"/>
+      <w:numFmt w:val="bullet"/>
+      <w:lvlText w:val=""/>
+      <w:lvlJc w:val="left"/>
+      <w:pPr>
+        <w:tabs>
+          <w:tab w:val="num" w:pos="2880"/>
+        </w:tabs>
+        <w:ind w:left="2880" w:hanging="360"/>
+      </w:pPr>
+      <w:rPr>
+        <w:rFonts w:ascii="Wingdings" w:hAnsi="Wingdings" w:hint="default"/>
+        <w:sz w:val="20"/>
+      </w:rPr>
+    </w:lvl>
+    <w:lvl w:ilvl="4" w:tentative="1">
+      <w:start w:val="1"/>
+      <w:numFmt w:val="bullet"/>
+      <w:lvlText w:val=""/>
+      <w:lvlJc w:val="left"/>
+      <w:pPr>
+        <w:tabs>
+          <w:tab w:val="num" w:pos="3600"/>
+        </w:tabs>
+        <w:ind w:left="3600" w:hanging="360"/>
+      </w:pPr>
+      <w:rPr>
+        <w:rFonts w:ascii="Wingdings" w:hAnsi="Wingdings" w:hint="default"/>
+        <w:sz w:val="20"/>
+      </w:rPr>
+    </w:lvl>
+    <w:lvl w:ilvl="5" w:tentative="1">
+      <w:start w:val="1"/>
+      <w:numFmt w:val="bullet"/>
+      <w:lvlText w:val=""/>
+      <w:lvlJc w:val="left"/>
+      <w:pPr>
+        <w:tabs>
+          <w:tab w:val="num" w:pos="4320"/>
+        </w:tabs>
+        <w:ind w:left="4320" w:hanging="360"/>
+      </w:pPr>
+      <w:rPr>
+        <w:rFonts w:ascii="Wingdings" w:hAnsi="Wingdings" w:hint="default"/>
+        <w:sz w:val="20"/>
+      </w:rPr>
+    </w:lvl>
+    <w:lvl w:ilvl="6" w:tentative="1">
+      <w:start w:val="1"/>
+      <w:numFmt w:val="bullet"/>
+      <w:lvlText w:val=""/>
+      <w:lvlJc w:val="left"/>
+      <w:pPr>
+        <w:tabs>
+          <w:tab w:val="num" w:pos="5040"/>
+        </w:tabs>
+        <w:ind w:left="5040" w:hanging="360"/>
+      </w:pPr>
+      <w:rPr>
+        <w:rFonts w:ascii="Wingdings" w:hAnsi="Wingdings" w:hint="default"/>
+        <w:sz w:val="20"/>
+      </w:rPr>
+    </w:lvl>
+    <w:lvl w:ilvl="7" w:tentative="1">
+      <w:start w:val="1"/>
+      <w:numFmt w:val="bullet"/>
+      <w:lvlText w:val=""/>
+      <w:lvlJc w:val="left"/>
+      <w:pPr>
+        <w:tabs>
+          <w:tab w:val="num" w:pos="5760"/>
+        </w:tabs>
+        <w:ind w:left="5760" w:hanging="360"/>
+      </w:pPr>
+      <w:rPr>
+        <w:rFonts w:ascii="Wingdings" w:hAnsi="Wingdings" w:hint="default"/>
+        <w:sz w:val="20"/>
+      </w:rPr>
+    </w:lvl>
+    <w:lvl w:ilvl="8" w:tentative="1">
+      <w:start w:val="1"/>
+      <w:numFmt w:val="bullet"/>
+      <w:lvlText w:val=""/>
+      <w:lvlJc w:val="left"/>
+      <w:pPr>
+        <w:tabs>
+          <w:tab w:val="num" w:pos="6480"/>
+        </w:tabs>
+        <w:ind w:left="6480" w:hanging="360"/>
+      </w:pPr>
+      <w:rPr>
+        <w:rFonts w:ascii="Wingdings" w:hAnsi="Wingdings" w:hint="default"/>
+        <w:sz w:val="20"/>
+      </w:rPr>
+    </w:lvl>
+  </w:abstractNum>
+  <w:abstractNum w:abstractNumId="7" w15:restartNumberingAfterBreak="0">
+    <w:nsid w:val="42AF7F33"/>
+    <w:multiLevelType w:val="multilevel"/>
+    <w:tmpl w:val="334AFAFE"/>
+    <w:lvl w:ilvl="0">
+      <w:start w:val="1"/>
+      <w:numFmt w:val="bullet"/>
+      <w:lvlText w:val=""/>
+      <w:lvlJc w:val="left"/>
+      <w:pPr>
+        <w:tabs>
+          <w:tab w:val="num" w:pos="720"/>
+        </w:tabs>
+        <w:ind w:left="720" w:hanging="360"/>
+      </w:pPr>
+      <w:rPr>
+        <w:rFonts w:ascii="Symbol" w:hAnsi="Symbol" w:hint="default"/>
+        <w:sz w:val="20"/>
+      </w:rPr>
+    </w:lvl>
+    <w:lvl w:ilvl="1">
+      <w:start w:val="1"/>
+      <w:numFmt w:val="bullet"/>
+      <w:lvlText w:val="o"/>
+      <w:lvlJc w:val="left"/>
+      <w:pPr>
+        <w:tabs>
+          <w:tab w:val="num" w:pos="1440"/>
+        </w:tabs>
+        <w:ind w:left="1440" w:hanging="360"/>
+      </w:pPr>
+      <w:rPr>
+        <w:rFonts w:ascii="Courier New" w:hAnsi="Courier New" w:hint="default"/>
+        <w:sz w:val="20"/>
+      </w:rPr>
+    </w:lvl>
+    <w:lvl w:ilvl="2" w:tentative="1">
+      <w:start w:val="1"/>
+      <w:numFmt w:val="bullet"/>
+      <w:lvlText w:val=""/>
+      <w:lvlJc w:val="left"/>
+      <w:pPr>
+        <w:tabs>
+          <w:tab w:val="num" w:pos="2160"/>
+        </w:tabs>
+        <w:ind w:left="2160" w:hanging="360"/>
+      </w:pPr>
+      <w:rPr>
+        <w:rFonts w:ascii="Wingdings" w:hAnsi="Wingdings" w:hint="default"/>
+        <w:sz w:val="20"/>
+      </w:rPr>
+    </w:lvl>
+    <w:lvl w:ilvl="3" w:tentative="1">
+      <w:start w:val="1"/>
+      <w:numFmt w:val="bullet"/>
+      <w:lvlText w:val=""/>
+      <w:lvlJc w:val="left"/>
+      <w:pPr>
+        <w:tabs>
+          <w:tab w:val="num" w:pos="2880"/>
+        </w:tabs>
+        <w:ind w:left="2880" w:hanging="360"/>
+      </w:pPr>
+      <w:rPr>
+        <w:rFonts w:ascii="Wingdings" w:hAnsi="Wingdings" w:hint="default"/>
+        <w:sz w:val="20"/>
+      </w:rPr>
+    </w:lvl>
+    <w:lvl w:ilvl="4" w:tentative="1">
+      <w:start w:val="1"/>
+      <w:numFmt w:val="bullet"/>
+      <w:lvlText w:val=""/>
+      <w:lvlJc w:val="left"/>
+      <w:pPr>
+        <w:tabs>
+          <w:tab w:val="num" w:pos="3600"/>
+        </w:tabs>
+        <w:ind w:left="3600" w:hanging="360"/>
+      </w:pPr>
+      <w:rPr>
+        <w:rFonts w:ascii="Wingdings" w:hAnsi="Wingdings" w:hint="default"/>
+        <w:sz w:val="20"/>
+      </w:rPr>
+    </w:lvl>
+    <w:lvl w:ilvl="5" w:tentative="1">
+      <w:start w:val="1"/>
+      <w:numFmt w:val="bullet"/>
+      <w:lvlText w:val=""/>
+      <w:lvlJc w:val="left"/>
+      <w:pPr>
+        <w:tabs>
+          <w:tab w:val="num" w:pos="4320"/>
+        </w:tabs>
+        <w:ind w:left="4320" w:hanging="360"/>
+      </w:pPr>
+      <w:rPr>
+        <w:rFonts w:ascii="Wingdings" w:hAnsi="Wingdings" w:hint="default"/>
+        <w:sz w:val="20"/>
+      </w:rPr>
+    </w:lvl>
+    <w:lvl w:ilvl="6" w:tentative="1">
+      <w:start w:val="1"/>
+      <w:numFmt w:val="bullet"/>
+      <w:lvlText w:val=""/>
+      <w:lvlJc w:val="left"/>
+      <w:pPr>
+        <w:tabs>
+          <w:tab w:val="num" w:pos="5040"/>
+        </w:tabs>
+        <w:ind w:left="5040" w:hanging="360"/>
+      </w:pPr>
+      <w:rPr>
+        <w:rFonts w:ascii="Wingdings" w:hAnsi="Wingdings" w:hint="default"/>
+        <w:sz w:val="20"/>
+      </w:rPr>
+    </w:lvl>
+    <w:lvl w:ilvl="7" w:tentative="1">
+      <w:start w:val="1"/>
+      <w:numFmt w:val="bullet"/>
+      <w:lvlText w:val=""/>
+      <w:lvlJc w:val="left"/>
+      <w:pPr>
+        <w:tabs>
+          <w:tab w:val="num" w:pos="5760"/>
+        </w:tabs>
+        <w:ind w:left="5760" w:hanging="360"/>
+      </w:pPr>
+      <w:rPr>
+        <w:rFonts w:ascii="Wingdings" w:hAnsi="Wingdings" w:hint="default"/>
+        <w:sz w:val="20"/>
+      </w:rPr>
+    </w:lvl>
+    <w:lvl w:ilvl="8" w:tentative="1">
+      <w:start w:val="1"/>
+      <w:numFmt w:val="bullet"/>
+      <w:lvlText w:val=""/>
+      <w:lvlJc w:val="left"/>
+      <w:pPr>
+        <w:tabs>
+          <w:tab w:val="num" w:pos="6480"/>
+        </w:tabs>
+        <w:ind w:left="6480" w:hanging="360"/>
+      </w:pPr>
+      <w:rPr>
+        <w:rFonts w:ascii="Wingdings" w:hAnsi="Wingdings" w:hint="default"/>
+        <w:sz w:val="20"/>
+      </w:rPr>
+    </w:lvl>
+  </w:abstractNum>
+  <w:abstractNum w:abstractNumId="8" w15:restartNumberingAfterBreak="0">
+    <w:nsid w:val="5CB9691B"/>
+    <w:multiLevelType w:val="multilevel"/>
+    <w:tmpl w:val="D9AAC99E"/>
+    <w:lvl w:ilvl="0">
+      <w:start w:val="1"/>
+      <w:numFmt w:val="bullet"/>
+      <w:lvlText w:val=""/>
+      <w:lvlJc w:val="left"/>
+      <w:pPr>
+        <w:tabs>
+          <w:tab w:val="num" w:pos="720"/>
+        </w:tabs>
+        <w:ind w:left="720" w:hanging="360"/>
+      </w:pPr>
+      <w:rPr>
+        <w:rFonts w:ascii="Symbol" w:hAnsi="Symbol" w:hint="default"/>
+        <w:sz w:val="20"/>
+      </w:rPr>
+    </w:lvl>
+    <w:lvl w:ilvl="1" w:tentative="1">
+      <w:start w:val="1"/>
+      <w:numFmt w:val="bullet"/>
+      <w:lvlText w:val="o"/>
+      <w:lvlJc w:val="left"/>
+      <w:pPr>
+        <w:tabs>
+          <w:tab w:val="num" w:pos="1440"/>
+        </w:tabs>
+        <w:ind w:left="1440" w:hanging="360"/>
+      </w:pPr>
+      <w:rPr>
+        <w:rFonts w:ascii="Courier New" w:hAnsi="Courier New" w:hint="default"/>
+        <w:sz w:val="20"/>
+      </w:rPr>
+    </w:lvl>
+    <w:lvl w:ilvl="2" w:tentative="1">
+      <w:start w:val="1"/>
+      <w:numFmt w:val="bullet"/>
+      <w:lvlText w:val=""/>
+      <w:lvlJc w:val="left"/>
+      <w:pPr>
+        <w:tabs>
+          <w:tab w:val="num" w:pos="2160"/>
+        </w:tabs>
+        <w:ind w:left="2160" w:hanging="360"/>
+      </w:pPr>
+      <w:rPr>
+        <w:rFonts w:ascii="Wingdings" w:hAnsi="Wingdings" w:hint="default"/>
+        <w:sz w:val="20"/>
+      </w:rPr>
+    </w:lvl>
+    <w:lvl w:ilvl="3" w:tentative="1">
+      <w:start w:val="1"/>
+      <w:numFmt w:val="bullet"/>
+      <w:lvlText w:val=""/>
+      <w:lvlJc w:val="left"/>
+      <w:pPr>
+        <w:tabs>
+          <w:tab w:val="num" w:pos="2880"/>
+        </w:tabs>
+        <w:ind w:left="2880" w:hanging="360"/>
+      </w:pPr>
+      <w:rPr>
+        <w:rFonts w:ascii="Wingdings" w:hAnsi="Wingdings" w:hint="default"/>
+        <w:sz w:val="20"/>
+      </w:rPr>
+    </w:lvl>
+    <w:lvl w:ilvl="4" w:tentative="1">
+      <w:start w:val="1"/>
+      <w:numFmt w:val="bullet"/>
+      <w:lvlText w:val=""/>
+      <w:lvlJc w:val="left"/>
+      <w:pPr>
+        <w:tabs>
+          <w:tab w:val="num" w:pos="3600"/>
+        </w:tabs>
+        <w:ind w:left="3600" w:hanging="360"/>
+      </w:pPr>
+      <w:rPr>
+        <w:rFonts w:ascii="Wingdings" w:hAnsi="Wingdings" w:hint="default"/>
+        <w:sz w:val="20"/>
+      </w:rPr>
+    </w:lvl>
+    <w:lvl w:ilvl="5" w:tentative="1">
+      <w:start w:val="1"/>
+      <w:numFmt w:val="bullet"/>
+      <w:lvlText w:val=""/>
+      <w:lvlJc w:val="left"/>
+      <w:pPr>
+        <w:tabs>
+          <w:tab w:val="num" w:pos="4320"/>
+        </w:tabs>
+        <w:ind w:left="4320" w:hanging="360"/>
+      </w:pPr>
+      <w:rPr>
+        <w:rFonts w:ascii="Wingdings" w:hAnsi="Wingdings" w:hint="default"/>
+        <w:sz w:val="20"/>
+      </w:rPr>
+    </w:lvl>
+    <w:lvl w:ilvl="6" w:tentative="1">
+      <w:start w:val="1"/>
+      <w:numFmt w:val="bullet"/>
+      <w:lvlText w:val=""/>
+      <w:lvlJc w:val="left"/>
+      <w:pPr>
+        <w:tabs>
+          <w:tab w:val="num" w:pos="5040"/>
+        </w:tabs>
+        <w:ind w:left="5040" w:hanging="360"/>
+      </w:pPr>
+      <w:rPr>
+        <w:rFonts w:ascii="Wingdings" w:hAnsi="Wingdings" w:hint="default"/>
+        <w:sz w:val="20"/>
+      </w:rPr>
+    </w:lvl>
+    <w:lvl w:ilvl="7" w:tentative="1">
+      <w:start w:val="1"/>
+      <w:numFmt w:val="bullet"/>
+      <w:lvlText w:val=""/>
+      <w:lvlJc w:val="left"/>
+      <w:pPr>
+        <w:tabs>
+          <w:tab w:val="num" w:pos="5760"/>
+        </w:tabs>
+        <w:ind w:left="5760" w:hanging="360"/>
+      </w:pPr>
+      <w:rPr>
+        <w:rFonts w:ascii="Wingdings" w:hAnsi="Wingdings" w:hint="default"/>
+        <w:sz w:val="20"/>
+      </w:rPr>
+    </w:lvl>
+    <w:lvl w:ilvl="8" w:tentative="1">
+      <w:start w:val="1"/>
+      <w:numFmt w:val="bullet"/>
+      <w:lvlText w:val=""/>
+      <w:lvlJc w:val="left"/>
+      <w:pPr>
+        <w:tabs>
+          <w:tab w:val="num" w:pos="6480"/>
+        </w:tabs>
+        <w:ind w:left="6480" w:hanging="360"/>
+      </w:pPr>
+      <w:rPr>
+        <w:rFonts w:ascii="Wingdings" w:hAnsi="Wingdings" w:hint="default"/>
+        <w:sz w:val="20"/>
+      </w:rPr>
+    </w:lvl>
+  </w:abstractNum>
+  <w:abstractNum w:abstractNumId="9" w15:restartNumberingAfterBreak="0">
     <w:nsid w:val="6E8A6187"/>
     <w:multiLevelType w:val="multilevel"/>
     <w:tmpl w:val="9970E94E"/>
@@ -4652,7 +5367,7 @@
       </w:pPr>
     </w:lvl>
   </w:abstractNum>
-  <w:abstractNum w:abstractNumId="6" w15:restartNumberingAfterBreak="0">
+  <w:abstractNum w:abstractNumId="10" w15:restartNumberingAfterBreak="0">
     <w:nsid w:val="70E2534C"/>
     <w:multiLevelType w:val="multilevel"/>
     <w:tmpl w:val="A3B048B0"/>
@@ -4801,7 +5516,7 @@
       </w:rPr>
     </w:lvl>
   </w:abstractNum>
-  <w:abstractNum w:abstractNumId="7" w15:restartNumberingAfterBreak="0">
+  <w:abstractNum w:abstractNumId="11" w15:restartNumberingAfterBreak="0">
     <w:nsid w:val="799E689E"/>
     <w:multiLevelType w:val="multilevel"/>
     <w:tmpl w:val="6A328236"/>
@@ -4951,27 +5666,39 @@
     </w:lvl>
   </w:abstractNum>
   <w:num w:numId="1" w16cid:durableId="1856844805">
+    <w:abstractNumId w:val="11"/>
+  </w:num>
+  <w:num w:numId="2" w16cid:durableId="355734419">
+    <w:abstractNumId w:val="2"/>
+  </w:num>
+  <w:num w:numId="3" w16cid:durableId="984893689">
+    <w:abstractNumId w:val="5"/>
+  </w:num>
+  <w:num w:numId="4" w16cid:durableId="118423954">
+    <w:abstractNumId w:val="4"/>
+  </w:num>
+  <w:num w:numId="5" w16cid:durableId="1849363402">
+    <w:abstractNumId w:val="9"/>
+  </w:num>
+  <w:num w:numId="6" w16cid:durableId="1284506664">
+    <w:abstractNumId w:val="1"/>
+  </w:num>
+  <w:num w:numId="7" w16cid:durableId="863206487">
+    <w:abstractNumId w:val="3"/>
+  </w:num>
+  <w:num w:numId="8" w16cid:durableId="1818260921">
+    <w:abstractNumId w:val="10"/>
+  </w:num>
+  <w:num w:numId="9" w16cid:durableId="1879274632">
+    <w:abstractNumId w:val="0"/>
+  </w:num>
+  <w:num w:numId="10" w16cid:durableId="487982284">
+    <w:abstractNumId w:val="8"/>
+  </w:num>
+  <w:num w:numId="11" w16cid:durableId="1253196511">
     <w:abstractNumId w:val="7"/>
   </w:num>
-  <w:num w:numId="2" w16cid:durableId="355734419">
-    <w:abstractNumId w:val="1"/>
-  </w:num>
-  <w:num w:numId="3" w16cid:durableId="984893689">
-    <w:abstractNumId w:val="4"/>
-  </w:num>
-  <w:num w:numId="4" w16cid:durableId="118423954">
-    <w:abstractNumId w:val="3"/>
-  </w:num>
-  <w:num w:numId="5" w16cid:durableId="1849363402">
-    <w:abstractNumId w:val="5"/>
-  </w:num>
-  <w:num w:numId="6" w16cid:durableId="1284506664">
-    <w:abstractNumId w:val="0"/>
-  </w:num>
-  <w:num w:numId="7" w16cid:durableId="863206487">
-    <w:abstractNumId w:val="2"/>
-  </w:num>
-  <w:num w:numId="8" w16cid:durableId="1818260921">
+  <w:num w:numId="12" w16cid:durableId="912814524">
     <w:abstractNumId w:val="6"/>
   </w:num>
 </w:numbering>
